--- a/docs/Project_Architecture_and_Workflow_Guide_final.docx
+++ b/docs/Project_Architecture_and_Workflow_Guide_final.docx
@@ -1,6 +1,6 @@
 
 <file path=word/document.xml><?xml version="1.0" encoding="utf-8"?>
-<w:document xmlns:wpc="http://schemas.microsoft.com/office/word/2010/wordprocessingCanvas" xmlns:cx="http://schemas.microsoft.com/office/drawing/2014/chartex" xmlns:cx1="http://schemas.microsoft.com/office/drawing/2015/9/8/chartex" xmlns:cx2="http://schemas.microsoft.com/office/drawing/2015/10/21/chartex" xmlns:cx3="http://schemas.microsoft.com/office/drawing/2016/5/9/chartex" xmlns:cx4="http://schemas.microsoft.com/office/drawing/2016/5/10/chartex" xmlns:cx5="http://schemas.microsoft.com/office/drawing/2016/5/11/chartex" xmlns:cx6="http://schemas.microsoft.com/office/drawing/2016/5/12/chartex" xmlns:cx7="http://schemas.microsoft.com/office/drawing/2016/5/13/chartex" xmlns:cx8="http://schemas.microsoft.com/office/drawing/2016/5/14/chartex" xmlns:mc="http://schemas.openxmlformats.org/markup-compatibility/2006" xmlns:aink="http://schemas.microsoft.com/office/drawing/2016/ink" xmlns:am3d="http://schemas.microsoft.com/office/drawing/2017/model3d" xmlns:o="urn:schemas-microsoft-com:office:office" xmlns:oel="http://schemas.microsoft.com/office/2019/extlst" xmlns:r="http://schemas.openxmlformats.org/officeDocument/2006/relationships" xmlns:m="http://schemas.openxmlformats.org/officeDocument/2006/math" xmlns:v="urn:schemas-microsoft-com:vml" xmlns:wp14="http://schemas.microsoft.com/office/word/2010/wordprocessingDrawing" xmlns:wp="http://schemas.openxmlformats.org/drawingml/2006/wordprocessingDrawing" xmlns:w10="urn:schemas-microsoft-com:office:word" xmlns:w="http://schemas.openxmlformats.org/wordprocessingml/2006/main" xmlns:w14="http://schemas.microsoft.com/office/word/2010/wordml" xmlns:w15="http://schemas.microsoft.com/office/word/2012/wordml" xmlns:w16cex="http://schemas.microsoft.com/office/word/2018/wordml/cex" xmlns:w16cid="http://schemas.microsoft.com/office/word/2016/wordml/cid" xmlns:w16="http://schemas.microsoft.com/office/word/2018/wordml" xmlns:w16du="http://schemas.microsoft.com/office/word/2023/wordml/word16du" xmlns:w16sdtdh="http://schemas.microsoft.com/office/word/2020/wordml/sdtdatahash" xmlns:w16sdtfl="http://schemas.microsoft.com/office/word/2024/wordml/sdtformatlock" xmlns:w16se="http://schemas.microsoft.com/office/word/2015/wordml/symex" xmlns:wpg="http://schemas.microsoft.com/office/word/2010/wordprocessingGroup" xmlns:wpi="http://schemas.microsoft.com/office/word/2010/wordprocessingInk" xmlns:wne="http://schemas.microsoft.com/office/word/2006/wordml" xmlns:wps="http://schemas.microsoft.com/office/word/2010/wordprocessingShape" mc:Ignorable="w14 w15 w16se w16cid w16 w16cex w16sdtdh w16sdtfl w16du wp14">
+<w:document xmlns:wpc="http://schemas.microsoft.com/office/word/2010/wordprocessingCanvas" xmlns:cx="http://schemas.microsoft.com/office/drawing/2014/chartex" xmlns:cx1="http://schemas.microsoft.com/office/drawing/2015/9/8/chartex" xmlns:cx2="http://schemas.microsoft.com/office/drawing/2015/10/21/chartex" xmlns:cx3="http://schemas.microsoft.com/office/drawing/2016/5/9/chartex" xmlns:cx4="http://schemas.microsoft.com/office/drawing/2016/5/10/chartex" xmlns:cx5="http://schemas.microsoft.com/office/drawing/2016/5/11/chartex" xmlns:cx6="http://schemas.microsoft.com/office/drawing/2016/5/12/chartex" xmlns:cx7="http://schemas.microsoft.com/office/drawing/2016/5/13/chartex" xmlns:cx8="http://schemas.microsoft.com/office/drawing/2016/5/14/chartex" xmlns:mc="http://schemas.openxmlformats.org/markup-compatibility/2006" xmlns:o="urn:schemas-microsoft-com:office:office" xmlns:r="http://schemas.openxmlformats.org/officeDocument/2006/relationships" xmlns:m="http://schemas.openxmlformats.org/officeDocument/2006/math" xmlns:v="urn:schemas-microsoft-com:vml" xmlns:wp14="http://schemas.microsoft.com/office/word/2010/wordprocessingDrawing" xmlns:wp="http://schemas.openxmlformats.org/drawingml/2006/wordprocessingDrawing" xmlns:w="http://schemas.openxmlformats.org/wordprocessingml/2006/main" xmlns:w14="http://schemas.microsoft.com/office/word/2010/wordml" xmlns:w10="urn:schemas-microsoft-com:office:word" xmlns:w15="http://schemas.microsoft.com/office/word/2012/wordml" xmlns:wpg="http://schemas.microsoft.com/office/word/2010/wordprocessingGroup" xmlns:wpi="http://schemas.microsoft.com/office/word/2010/wordprocessingInk" xmlns:wne="http://schemas.microsoft.com/office/word/2006/wordml" xmlns:wps="http://schemas.microsoft.com/office/word/2010/wordprocessingShape" xmlns:wpsCustomData="http://www.wps.cn/officeDocument/2013/wpsCustomData" mc:Ignorable="w14 w15 wp14">
   <w:body>
     <w:p>
       <w:pPr>
@@ -23,15 +23,15 @@
     </w:p>
     <w:p>
       <w:pPr>
-        <w:pStyle w:val="Titre1"/>
-        <w:rPr>
-          <w:lang w:val="en-US"/>
-        </w:rPr>
-      </w:pPr>
-    </w:p>
-    <w:p>
-      <w:pPr>
-        <w:pStyle w:val="Titre1"/>
+        <w:pStyle w:val="2"/>
+        <w:rPr>
+          <w:lang w:val="en-US"/>
+        </w:rPr>
+      </w:pPr>
+    </w:p>
+    <w:p>
+      <w:pPr>
+        <w:pStyle w:val="2"/>
         <w:rPr>
           <w:lang w:val="en-US"/>
         </w:rPr>
@@ -59,7 +59,7 @@
     </w:p>
     <w:p>
       <w:pPr>
-        <w:pStyle w:val="Titre1"/>
+        <w:pStyle w:val="2"/>
         <w:rPr>
           <w:lang w:val="en-US"/>
         </w:rPr>
@@ -91,11 +91,8 @@
         <w:jc w:val="center"/>
       </w:pPr>
       <w:r>
-        <w:rPr>
-          <w:noProof/>
-        </w:rPr>
         <w:drawing>
-          <wp:inline distT="0" distB="0" distL="0" distR="0" wp14:anchorId="01FB3ED7" wp14:editId="1EA66884">
+          <wp:inline distT="0" distB="0" distL="0" distR="0">
             <wp:extent cx="5715000" cy="3771900"/>
             <wp:effectExtent l="0" t="0" r="0" b="0"/>
             <wp:docPr id="1" name="Four-layer system overview" descr="Four-layer system overview" title="Four-layer system overview"/>
@@ -106,19 +103,19 @@
               <a:graphicData uri="http://schemas.openxmlformats.org/drawingml/2006/picture">
                 <pic:pic xmlns:pic="http://schemas.openxmlformats.org/drawingml/2006/picture">
                   <pic:nvPicPr>
-                    <pic:cNvPr id="0" name=""/>
+                    <pic:cNvPr id="1" name="Four-layer system overview" descr="Four-layer system overview" title="Four-layer system overview"/>
                     <pic:cNvPicPr>
                       <a:picLocks noChangeAspect="1" noChangeArrowheads="1"/>
                     </pic:cNvPicPr>
                   </pic:nvPicPr>
                   <pic:blipFill>
-                    <a:blip r:embed="rId7"/>
+                    <a:blip r:embed="rId6"/>
                     <a:srcRect/>
                     <a:stretch>
                       <a:fillRect/>
                     </a:stretch>
                   </pic:blipFill>
-                  <pic:spPr bwMode="auto">
+                  <pic:spPr>
                     <a:xfrm>
                       <a:off x="0" y="0"/>
                       <a:ext cx="5715000" cy="3771900"/>
@@ -170,16 +167,15 @@
     </w:p>
     <w:p>
       <w:pPr>
-        <w:pStyle w:val="Titre1"/>
-        <w:rPr>
-          <w:lang w:val="en-US"/>
-        </w:rPr>
-      </w:pPr>
-      <w:r>
-        <w:rPr>
-          <w:lang w:val="en-US"/>
-        </w:rPr>
-        <w:lastRenderedPageBreak/>
+        <w:pStyle w:val="2"/>
+        <w:rPr>
+          <w:lang w:val="en-US"/>
+        </w:rPr>
+      </w:pPr>
+      <w:r>
+        <w:rPr>
+          <w:lang w:val="en-US"/>
+        </w:rPr>
         <w:t>3. Why Two Speeds?</w:t>
       </w:r>
     </w:p>
@@ -227,7 +223,7 @@
     </w:p>
     <w:p>
       <w:pPr>
-        <w:pStyle w:val="Titre1"/>
+        <w:pStyle w:val="2"/>
         <w:rPr>
           <w:lang w:val="en-US"/>
         </w:rPr>
@@ -259,11 +255,8 @@
         <w:jc w:val="center"/>
       </w:pPr>
       <w:r>
-        <w:rPr>
-          <w:noProof/>
-        </w:rPr>
         <w:drawing>
-          <wp:inline distT="0" distB="0" distL="0" distR="0" wp14:anchorId="71046273" wp14:editId="5041C618">
+          <wp:inline distT="0" distB="0" distL="0" distR="0">
             <wp:extent cx="5715000" cy="3848100"/>
             <wp:effectExtent l="0" t="0" r="0" b="0"/>
             <wp:docPr id="419236974" name="Tier 1 and Tier 2 detail" descr="Tier 1 and Tier 2 detail" title="Tier 1 and Tier 2 detail"/>
@@ -274,19 +267,19 @@
               <a:graphicData uri="http://schemas.openxmlformats.org/drawingml/2006/picture">
                 <pic:pic xmlns:pic="http://schemas.openxmlformats.org/drawingml/2006/picture">
                   <pic:nvPicPr>
-                    <pic:cNvPr id="0" name=""/>
+                    <pic:cNvPr id="419236974" name="Tier 1 and Tier 2 detail" descr="Tier 1 and Tier 2 detail" title="Tier 1 and Tier 2 detail"/>
                     <pic:cNvPicPr>
                       <a:picLocks noChangeAspect="1" noChangeArrowheads="1"/>
                     </pic:cNvPicPr>
                   </pic:nvPicPr>
                   <pic:blipFill>
-                    <a:blip r:embed="rId8"/>
+                    <a:blip r:embed="rId7"/>
                     <a:srcRect/>
                     <a:stretch>
                       <a:fillRect/>
                     </a:stretch>
                   </pic:blipFill>
-                  <pic:spPr bwMode="auto">
+                  <pic:spPr>
                     <a:xfrm>
                       <a:off x="0" y="0"/>
                       <a:ext cx="5715000" cy="3848100"/>
@@ -352,16 +345,15 @@
     </w:p>
     <w:p>
       <w:pPr>
-        <w:pStyle w:val="Titre1"/>
-        <w:rPr>
-          <w:lang w:val="en-US"/>
-        </w:rPr>
-      </w:pPr>
-      <w:r>
-        <w:rPr>
-          <w:lang w:val="en-US"/>
-        </w:rPr>
-        <w:lastRenderedPageBreak/>
+        <w:pStyle w:val="2"/>
+        <w:rPr>
+          <w:lang w:val="en-US"/>
+        </w:rPr>
+      </w:pPr>
+      <w:r>
+        <w:rPr>
+          <w:lang w:val="en-US"/>
+        </w:rPr>
         <w:t>5. From a Sensor Reading to a Network Request</w:t>
       </w:r>
     </w:p>
@@ -385,11 +377,8 @@
         <w:jc w:val="center"/>
       </w:pPr>
       <w:r>
-        <w:rPr>
-          <w:noProof/>
-        </w:rPr>
         <w:drawing>
-          <wp:inline distT="0" distB="0" distL="0" distR="0" wp14:anchorId="06596B5A" wp14:editId="2F780D00">
+          <wp:inline distT="0" distB="0" distL="0" distR="0">
             <wp:extent cx="4476750" cy="4067175"/>
             <wp:effectExtent l="0" t="0" r="0" b="0"/>
             <wp:docPr id="1139066350" name="End-to-end workflow" descr="End-to-end workflow" title="End-to-end workflow"/>
@@ -400,19 +389,19 @@
               <a:graphicData uri="http://schemas.openxmlformats.org/drawingml/2006/picture">
                 <pic:pic xmlns:pic="http://schemas.openxmlformats.org/drawingml/2006/picture">
                   <pic:nvPicPr>
-                    <pic:cNvPr id="0" name=""/>
+                    <pic:cNvPr id="1139066350" name="End-to-end workflow" descr="End-to-end workflow" title="End-to-end workflow"/>
                     <pic:cNvPicPr>
                       <a:picLocks noChangeAspect="1" noChangeArrowheads="1"/>
                     </pic:cNvPicPr>
                   </pic:nvPicPr>
                   <pic:blipFill>
-                    <a:blip r:embed="rId9"/>
+                    <a:blip r:embed="rId8"/>
                     <a:srcRect/>
                     <a:stretch>
                       <a:fillRect/>
                     </a:stretch>
                   </pic:blipFill>
-                  <pic:spPr bwMode="auto">
+                  <pic:spPr>
                     <a:xfrm>
                       <a:off x="0" y="0"/>
                       <a:ext cx="4476750" cy="4067175"/>
@@ -492,7 +481,7 @@
     </w:p>
     <w:p>
       <w:pPr>
-        <w:pStyle w:val="Titre1"/>
+        <w:pStyle w:val="2"/>
         <w:rPr>
           <w:lang w:val="en-US"/>
         </w:rPr>
@@ -520,10 +509,10 @@
     </w:p>
     <w:p>
       <w:pPr>
-        <w:pStyle w:val="Paragraphedeliste"/>
+        <w:pStyle w:val="17"/>
         <w:numPr>
           <w:ilvl w:val="0"/>
-          <w:numId w:val="2"/>
+          <w:numId w:val="1"/>
         </w:numPr>
         <w:spacing w:after="100"/>
         <w:rPr>
@@ -539,10 +528,10 @@
     </w:p>
     <w:p>
       <w:pPr>
-        <w:pStyle w:val="Paragraphedeliste"/>
+        <w:pStyle w:val="17"/>
         <w:numPr>
           <w:ilvl w:val="0"/>
-          <w:numId w:val="2"/>
+          <w:numId w:val="1"/>
         </w:numPr>
         <w:spacing w:after="100"/>
         <w:rPr>
@@ -567,19 +556,12 @@
         <w:rPr>
           <w:lang w:val="en-US"/>
         </w:rPr>
-        <w:t xml:space="preserve">A single elevated reading might mean nothing on its own. The same reading combined with “alone, hot room, missed medication” might be worth watching closely, even though no individual signal crossed an alarm threshold. Recognising that kind of combination is exactly the </w:t>
-      </w:r>
-      <w:r>
-        <w:rPr>
-          <w:lang w:val="en-US"/>
-        </w:rPr>
-        <w:lastRenderedPageBreak/>
-        <w:t>sort of judgment call that benefits from Tier 2's reasoning rather than a fixed table of rules — and it is the main reason this project uses AI reasoning at all, rather than a purely rule-based system.</w:t>
-      </w:r>
-    </w:p>
-    <w:p>
-      <w:pPr>
-        <w:pStyle w:val="Titre1"/>
+        <w:t>A single elevated reading might mean nothing on its own. The same reading combined with “alone, hot room, missed medication” might be worth watching closely, even though no individual signal crossed an alarm threshold. Recognising that kind of combination is exactly the sort of judgment call that benefits from Tier 2's reasoning rather than a fixed table of rules — and it is the main reason this project uses AI reasoning at all, rather than a purely rule-based system.</w:t>
+      </w:r>
+    </w:p>
+    <w:p>
+      <w:pPr>
+        <w:pStyle w:val="2"/>
         <w:rPr>
           <w:lang w:val="en-US"/>
         </w:rPr>
@@ -607,20 +589,24 @@
     </w:p>
     <w:tbl>
       <w:tblPr>
+        <w:tblStyle w:val="15"/>
         <w:tblW w:w="9360" w:type="dxa"/>
+        <w:tblInd w:w="0" w:type="dxa"/>
         <w:tblBorders>
-          <w:top w:val="single" w:sz="4" w:space="0" w:color="auto"/>
-          <w:left w:val="single" w:sz="4" w:space="0" w:color="auto"/>
-          <w:bottom w:val="single" w:sz="4" w:space="0" w:color="auto"/>
-          <w:right w:val="single" w:sz="4" w:space="0" w:color="auto"/>
-          <w:insideH w:val="single" w:sz="4" w:space="0" w:color="auto"/>
-          <w:insideV w:val="single" w:sz="4" w:space="0" w:color="auto"/>
+          <w:top w:val="single" w:color="auto" w:sz="4" w:space="0"/>
+          <w:left w:val="single" w:color="auto" w:sz="4" w:space="0"/>
+          <w:bottom w:val="single" w:color="auto" w:sz="4" w:space="0"/>
+          <w:right w:val="single" w:color="auto" w:sz="4" w:space="0"/>
+          <w:insideH w:val="single" w:color="auto" w:sz="4" w:space="0"/>
+          <w:insideV w:val="single" w:color="auto" w:sz="4" w:space="0"/>
         </w:tblBorders>
+        <w:tblLayout w:type="autofit"/>
         <w:tblCellMar>
+          <w:top w:w="0" w:type="dxa"/>
           <w:left w:w="10" w:type="dxa"/>
+          <w:bottom w:w="0" w:type="dxa"/>
           <w:right w:w="10" w:type="dxa"/>
         </w:tblCellMar>
-        <w:tblLook w:val="0000" w:firstRow="0" w:lastRow="0" w:firstColumn="0" w:lastColumn="0" w:noHBand="0" w:noVBand="0"/>
       </w:tblPr>
       <w:tblGrid>
         <w:gridCol w:w="2400"/>
@@ -629,9 +615,19 @@
       </w:tblGrid>
       <w:tr>
         <w:tblPrEx>
+          <w:tblBorders>
+            <w:top w:val="single" w:color="auto" w:sz="4" w:space="0"/>
+            <w:left w:val="single" w:color="auto" w:sz="4" w:space="0"/>
+            <w:bottom w:val="single" w:color="auto" w:sz="4" w:space="0"/>
+            <w:right w:val="single" w:color="auto" w:sz="4" w:space="0"/>
+            <w:insideH w:val="single" w:color="auto" w:sz="4" w:space="0"/>
+            <w:insideV w:val="single" w:color="auto" w:sz="4" w:space="0"/>
+          </w:tblBorders>
           <w:tblCellMar>
             <w:top w:w="0" w:type="dxa"/>
+            <w:left w:w="10" w:type="dxa"/>
             <w:bottom w:w="0" w:type="dxa"/>
+            <w:right w:w="10" w:type="dxa"/>
           </w:tblCellMar>
         </w:tblPrEx>
         <w:trPr>
@@ -641,10 +637,10 @@
           <w:tcPr>
             <w:tcW w:w="2400" w:type="dxa"/>
             <w:tcBorders>
-              <w:top w:val="single" w:sz="2" w:space="0" w:color="CCCCCC"/>
-              <w:left w:val="single" w:sz="2" w:space="0" w:color="CCCCCC"/>
-              <w:bottom w:val="single" w:sz="2" w:space="0" w:color="CCCCCC"/>
-              <w:right w:val="single" w:sz="2" w:space="0" w:color="CCCCCC"/>
+              <w:top w:val="single" w:color="CCCCCC" w:sz="2" w:space="0"/>
+              <w:left w:val="single" w:color="CCCCCC" w:sz="2" w:space="0"/>
+              <w:bottom w:val="single" w:color="CCCCCC" w:sz="2" w:space="0"/>
+              <w:right w:val="single" w:color="CCCCCC" w:sz="2" w:space="0"/>
             </w:tcBorders>
             <w:shd w:val="clear" w:color="auto" w:fill="1F4E5F"/>
             <w:tcMar>
@@ -672,10 +668,10 @@
           <w:tcPr>
             <w:tcW w:w="3900" w:type="dxa"/>
             <w:tcBorders>
-              <w:top w:val="single" w:sz="2" w:space="0" w:color="CCCCCC"/>
-              <w:left w:val="single" w:sz="2" w:space="0" w:color="CCCCCC"/>
-              <w:bottom w:val="single" w:sz="2" w:space="0" w:color="CCCCCC"/>
-              <w:right w:val="single" w:sz="2" w:space="0" w:color="CCCCCC"/>
+              <w:top w:val="single" w:color="CCCCCC" w:sz="2" w:space="0"/>
+              <w:left w:val="single" w:color="CCCCCC" w:sz="2" w:space="0"/>
+              <w:bottom w:val="single" w:color="CCCCCC" w:sz="2" w:space="0"/>
+              <w:right w:val="single" w:color="CCCCCC" w:sz="2" w:space="0"/>
             </w:tcBorders>
             <w:shd w:val="clear" w:color="auto" w:fill="1F4E5F"/>
             <w:tcMar>
@@ -703,10 +699,10 @@
           <w:tcPr>
             <w:tcW w:w="3060" w:type="dxa"/>
             <w:tcBorders>
-              <w:top w:val="single" w:sz="2" w:space="0" w:color="CCCCCC"/>
-              <w:left w:val="single" w:sz="2" w:space="0" w:color="CCCCCC"/>
-              <w:bottom w:val="single" w:sz="2" w:space="0" w:color="CCCCCC"/>
-              <w:right w:val="single" w:sz="2" w:space="0" w:color="CCCCCC"/>
+              <w:top w:val="single" w:color="CCCCCC" w:sz="2" w:space="0"/>
+              <w:left w:val="single" w:color="CCCCCC" w:sz="2" w:space="0"/>
+              <w:bottom w:val="single" w:color="CCCCCC" w:sz="2" w:space="0"/>
+              <w:right w:val="single" w:color="CCCCCC" w:sz="2" w:space="0"/>
             </w:tcBorders>
             <w:shd w:val="clear" w:color="auto" w:fill="1F4E5F"/>
             <w:tcMar>
@@ -739,19 +735,29 @@
       </w:tr>
       <w:tr>
         <w:tblPrEx>
+          <w:tblBorders>
+            <w:top w:val="single" w:color="auto" w:sz="4" w:space="0"/>
+            <w:left w:val="single" w:color="auto" w:sz="4" w:space="0"/>
+            <w:bottom w:val="single" w:color="auto" w:sz="4" w:space="0"/>
+            <w:right w:val="single" w:color="auto" w:sz="4" w:space="0"/>
+            <w:insideH w:val="single" w:color="auto" w:sz="4" w:space="0"/>
+            <w:insideV w:val="single" w:color="auto" w:sz="4" w:space="0"/>
+          </w:tblBorders>
           <w:tblCellMar>
             <w:top w:w="0" w:type="dxa"/>
+            <w:left w:w="10" w:type="dxa"/>
             <w:bottom w:w="0" w:type="dxa"/>
+            <w:right w:w="10" w:type="dxa"/>
           </w:tblCellMar>
         </w:tblPrEx>
         <w:tc>
           <w:tcPr>
             <w:tcW w:w="2400" w:type="dxa"/>
             <w:tcBorders>
-              <w:top w:val="single" w:sz="2" w:space="0" w:color="CCCCCC"/>
-              <w:left w:val="single" w:sz="2" w:space="0" w:color="CCCCCC"/>
-              <w:bottom w:val="single" w:sz="2" w:space="0" w:color="CCCCCC"/>
-              <w:right w:val="single" w:sz="2" w:space="0" w:color="CCCCCC"/>
+              <w:top w:val="single" w:color="CCCCCC" w:sz="2" w:space="0"/>
+              <w:left w:val="single" w:color="CCCCCC" w:sz="2" w:space="0"/>
+              <w:bottom w:val="single" w:color="CCCCCC" w:sz="2" w:space="0"/>
+              <w:right w:val="single" w:color="CCCCCC" w:sz="2" w:space="0"/>
             </w:tcBorders>
             <w:tcMar>
               <w:top w:w="80" w:type="dxa"/>
@@ -775,10 +781,10 @@
           <w:tcPr>
             <w:tcW w:w="3900" w:type="dxa"/>
             <w:tcBorders>
-              <w:top w:val="single" w:sz="2" w:space="0" w:color="CCCCCC"/>
-              <w:left w:val="single" w:sz="2" w:space="0" w:color="CCCCCC"/>
-              <w:bottom w:val="single" w:sz="2" w:space="0" w:color="CCCCCC"/>
-              <w:right w:val="single" w:sz="2" w:space="0" w:color="CCCCCC"/>
+              <w:top w:val="single" w:color="CCCCCC" w:sz="2" w:space="0"/>
+              <w:left w:val="single" w:color="CCCCCC" w:sz="2" w:space="0"/>
+              <w:bottom w:val="single" w:color="CCCCCC" w:sz="2" w:space="0"/>
+              <w:right w:val="single" w:color="CCCCCC" w:sz="2" w:space="0"/>
             </w:tcBorders>
             <w:tcMar>
               <w:top w:w="80" w:type="dxa"/>
@@ -802,10 +808,10 @@
           <w:tcPr>
             <w:tcW w:w="3060" w:type="dxa"/>
             <w:tcBorders>
-              <w:top w:val="single" w:sz="2" w:space="0" w:color="CCCCCC"/>
-              <w:left w:val="single" w:sz="2" w:space="0" w:color="CCCCCC"/>
-              <w:bottom w:val="single" w:sz="2" w:space="0" w:color="CCCCCC"/>
-              <w:right w:val="single" w:sz="2" w:space="0" w:color="CCCCCC"/>
+              <w:top w:val="single" w:color="CCCCCC" w:sz="2" w:space="0"/>
+              <w:left w:val="single" w:color="CCCCCC" w:sz="2" w:space="0"/>
+              <w:bottom w:val="single" w:color="CCCCCC" w:sz="2" w:space="0"/>
+              <w:right w:val="single" w:color="CCCCCC" w:sz="2" w:space="0"/>
             </w:tcBorders>
             <w:tcMar>
               <w:top w:w="80" w:type="dxa"/>
@@ -834,19 +840,29 @@
       </w:tr>
       <w:tr>
         <w:tblPrEx>
+          <w:tblBorders>
+            <w:top w:val="single" w:color="auto" w:sz="4" w:space="0"/>
+            <w:left w:val="single" w:color="auto" w:sz="4" w:space="0"/>
+            <w:bottom w:val="single" w:color="auto" w:sz="4" w:space="0"/>
+            <w:right w:val="single" w:color="auto" w:sz="4" w:space="0"/>
+            <w:insideH w:val="single" w:color="auto" w:sz="4" w:space="0"/>
+            <w:insideV w:val="single" w:color="auto" w:sz="4" w:space="0"/>
+          </w:tblBorders>
           <w:tblCellMar>
             <w:top w:w="0" w:type="dxa"/>
+            <w:left w:w="10" w:type="dxa"/>
             <w:bottom w:w="0" w:type="dxa"/>
+            <w:right w:w="10" w:type="dxa"/>
           </w:tblCellMar>
         </w:tblPrEx>
         <w:tc>
           <w:tcPr>
             <w:tcW w:w="2400" w:type="dxa"/>
             <w:tcBorders>
-              <w:top w:val="single" w:sz="2" w:space="0" w:color="CCCCCC"/>
-              <w:left w:val="single" w:sz="2" w:space="0" w:color="CCCCCC"/>
-              <w:bottom w:val="single" w:sz="2" w:space="0" w:color="CCCCCC"/>
-              <w:right w:val="single" w:sz="2" w:space="0" w:color="CCCCCC"/>
+              <w:top w:val="single" w:color="CCCCCC" w:sz="2" w:space="0"/>
+              <w:left w:val="single" w:color="CCCCCC" w:sz="2" w:space="0"/>
+              <w:bottom w:val="single" w:color="CCCCCC" w:sz="2" w:space="0"/>
+              <w:right w:val="single" w:color="CCCCCC" w:sz="2" w:space="0"/>
             </w:tcBorders>
             <w:shd w:val="clear" w:color="auto" w:fill="EEF3F5"/>
             <w:tcMar>
@@ -871,10 +887,10 @@
           <w:tcPr>
             <w:tcW w:w="3900" w:type="dxa"/>
             <w:tcBorders>
-              <w:top w:val="single" w:sz="2" w:space="0" w:color="CCCCCC"/>
-              <w:left w:val="single" w:sz="2" w:space="0" w:color="CCCCCC"/>
-              <w:bottom w:val="single" w:sz="2" w:space="0" w:color="CCCCCC"/>
-              <w:right w:val="single" w:sz="2" w:space="0" w:color="CCCCCC"/>
+              <w:top w:val="single" w:color="CCCCCC" w:sz="2" w:space="0"/>
+              <w:left w:val="single" w:color="CCCCCC" w:sz="2" w:space="0"/>
+              <w:bottom w:val="single" w:color="CCCCCC" w:sz="2" w:space="0"/>
+              <w:right w:val="single" w:color="CCCCCC" w:sz="2" w:space="0"/>
             </w:tcBorders>
             <w:shd w:val="clear" w:color="auto" w:fill="EEF3F5"/>
             <w:tcMar>
@@ -899,10 +915,10 @@
           <w:tcPr>
             <w:tcW w:w="3060" w:type="dxa"/>
             <w:tcBorders>
-              <w:top w:val="single" w:sz="2" w:space="0" w:color="CCCCCC"/>
-              <w:left w:val="single" w:sz="2" w:space="0" w:color="CCCCCC"/>
-              <w:bottom w:val="single" w:sz="2" w:space="0" w:color="CCCCCC"/>
-              <w:right w:val="single" w:sz="2" w:space="0" w:color="CCCCCC"/>
+              <w:top w:val="single" w:color="CCCCCC" w:sz="2" w:space="0"/>
+              <w:left w:val="single" w:color="CCCCCC" w:sz="2" w:space="0"/>
+              <w:bottom w:val="single" w:color="CCCCCC" w:sz="2" w:space="0"/>
+              <w:right w:val="single" w:color="CCCCCC" w:sz="2" w:space="0"/>
             </w:tcBorders>
             <w:shd w:val="clear" w:color="auto" w:fill="EEF3F5"/>
             <w:tcMar>
@@ -932,19 +948,29 @@
       </w:tr>
       <w:tr>
         <w:tblPrEx>
+          <w:tblBorders>
+            <w:top w:val="single" w:color="auto" w:sz="4" w:space="0"/>
+            <w:left w:val="single" w:color="auto" w:sz="4" w:space="0"/>
+            <w:bottom w:val="single" w:color="auto" w:sz="4" w:space="0"/>
+            <w:right w:val="single" w:color="auto" w:sz="4" w:space="0"/>
+            <w:insideH w:val="single" w:color="auto" w:sz="4" w:space="0"/>
+            <w:insideV w:val="single" w:color="auto" w:sz="4" w:space="0"/>
+          </w:tblBorders>
           <w:tblCellMar>
             <w:top w:w="0" w:type="dxa"/>
+            <w:left w:w="10" w:type="dxa"/>
             <w:bottom w:w="0" w:type="dxa"/>
+            <w:right w:w="10" w:type="dxa"/>
           </w:tblCellMar>
         </w:tblPrEx>
         <w:tc>
           <w:tcPr>
             <w:tcW w:w="2400" w:type="dxa"/>
             <w:tcBorders>
-              <w:top w:val="single" w:sz="2" w:space="0" w:color="CCCCCC"/>
-              <w:left w:val="single" w:sz="2" w:space="0" w:color="CCCCCC"/>
-              <w:bottom w:val="single" w:sz="2" w:space="0" w:color="CCCCCC"/>
-              <w:right w:val="single" w:sz="2" w:space="0" w:color="CCCCCC"/>
+              <w:top w:val="single" w:color="CCCCCC" w:sz="2" w:space="0"/>
+              <w:left w:val="single" w:color="CCCCCC" w:sz="2" w:space="0"/>
+              <w:bottom w:val="single" w:color="CCCCCC" w:sz="2" w:space="0"/>
+              <w:right w:val="single" w:color="CCCCCC" w:sz="2" w:space="0"/>
             </w:tcBorders>
             <w:tcMar>
               <w:top w:w="80" w:type="dxa"/>
@@ -968,10 +994,10 @@
           <w:tcPr>
             <w:tcW w:w="3900" w:type="dxa"/>
             <w:tcBorders>
-              <w:top w:val="single" w:sz="2" w:space="0" w:color="CCCCCC"/>
-              <w:left w:val="single" w:sz="2" w:space="0" w:color="CCCCCC"/>
-              <w:bottom w:val="single" w:sz="2" w:space="0" w:color="CCCCCC"/>
-              <w:right w:val="single" w:sz="2" w:space="0" w:color="CCCCCC"/>
+              <w:top w:val="single" w:color="CCCCCC" w:sz="2" w:space="0"/>
+              <w:left w:val="single" w:color="CCCCCC" w:sz="2" w:space="0"/>
+              <w:bottom w:val="single" w:color="CCCCCC" w:sz="2" w:space="0"/>
+              <w:right w:val="single" w:color="CCCCCC" w:sz="2" w:space="0"/>
             </w:tcBorders>
             <w:tcMar>
               <w:top w:w="80" w:type="dxa"/>
@@ -1001,10 +1027,10 @@
           <w:tcPr>
             <w:tcW w:w="3060" w:type="dxa"/>
             <w:tcBorders>
-              <w:top w:val="single" w:sz="2" w:space="0" w:color="CCCCCC"/>
-              <w:left w:val="single" w:sz="2" w:space="0" w:color="CCCCCC"/>
-              <w:bottom w:val="single" w:sz="2" w:space="0" w:color="CCCCCC"/>
-              <w:right w:val="single" w:sz="2" w:space="0" w:color="CCCCCC"/>
+              <w:top w:val="single" w:color="CCCCCC" w:sz="2" w:space="0"/>
+              <w:left w:val="single" w:color="CCCCCC" w:sz="2" w:space="0"/>
+              <w:bottom w:val="single" w:color="CCCCCC" w:sz="2" w:space="0"/>
+              <w:right w:val="single" w:color="CCCCCC" w:sz="2" w:space="0"/>
             </w:tcBorders>
             <w:tcMar>
               <w:top w:w="80" w:type="dxa"/>
@@ -1033,19 +1059,29 @@
       </w:tr>
       <w:tr>
         <w:tblPrEx>
+          <w:tblBorders>
+            <w:top w:val="single" w:color="auto" w:sz="4" w:space="0"/>
+            <w:left w:val="single" w:color="auto" w:sz="4" w:space="0"/>
+            <w:bottom w:val="single" w:color="auto" w:sz="4" w:space="0"/>
+            <w:right w:val="single" w:color="auto" w:sz="4" w:space="0"/>
+            <w:insideH w:val="single" w:color="auto" w:sz="4" w:space="0"/>
+            <w:insideV w:val="single" w:color="auto" w:sz="4" w:space="0"/>
+          </w:tblBorders>
           <w:tblCellMar>
             <w:top w:w="0" w:type="dxa"/>
+            <w:left w:w="10" w:type="dxa"/>
             <w:bottom w:w="0" w:type="dxa"/>
+            <w:right w:w="10" w:type="dxa"/>
           </w:tblCellMar>
         </w:tblPrEx>
         <w:tc>
           <w:tcPr>
             <w:tcW w:w="2400" w:type="dxa"/>
             <w:tcBorders>
-              <w:top w:val="single" w:sz="2" w:space="0" w:color="CCCCCC"/>
-              <w:left w:val="single" w:sz="2" w:space="0" w:color="CCCCCC"/>
-              <w:bottom w:val="single" w:sz="2" w:space="0" w:color="CCCCCC"/>
-              <w:right w:val="single" w:sz="2" w:space="0" w:color="CCCCCC"/>
+              <w:top w:val="single" w:color="CCCCCC" w:sz="2" w:space="0"/>
+              <w:left w:val="single" w:color="CCCCCC" w:sz="2" w:space="0"/>
+              <w:bottom w:val="single" w:color="CCCCCC" w:sz="2" w:space="0"/>
+              <w:right w:val="single" w:color="CCCCCC" w:sz="2" w:space="0"/>
             </w:tcBorders>
             <w:shd w:val="clear" w:color="auto" w:fill="EEF3F5"/>
             <w:tcMar>
@@ -1070,10 +1106,10 @@
           <w:tcPr>
             <w:tcW w:w="3900" w:type="dxa"/>
             <w:tcBorders>
-              <w:top w:val="single" w:sz="2" w:space="0" w:color="CCCCCC"/>
-              <w:left w:val="single" w:sz="2" w:space="0" w:color="CCCCCC"/>
-              <w:bottom w:val="single" w:sz="2" w:space="0" w:color="CCCCCC"/>
-              <w:right w:val="single" w:sz="2" w:space="0" w:color="CCCCCC"/>
+              <w:top w:val="single" w:color="CCCCCC" w:sz="2" w:space="0"/>
+              <w:left w:val="single" w:color="CCCCCC" w:sz="2" w:space="0"/>
+              <w:bottom w:val="single" w:color="CCCCCC" w:sz="2" w:space="0"/>
+              <w:right w:val="single" w:color="CCCCCC" w:sz="2" w:space="0"/>
             </w:tcBorders>
             <w:shd w:val="clear" w:color="auto" w:fill="EEF3F5"/>
             <w:tcMar>
@@ -1098,10 +1134,10 @@
           <w:tcPr>
             <w:tcW w:w="3060" w:type="dxa"/>
             <w:tcBorders>
-              <w:top w:val="single" w:sz="2" w:space="0" w:color="CCCCCC"/>
-              <w:left w:val="single" w:sz="2" w:space="0" w:color="CCCCCC"/>
-              <w:bottom w:val="single" w:sz="2" w:space="0" w:color="CCCCCC"/>
-              <w:right w:val="single" w:sz="2" w:space="0" w:color="CCCCCC"/>
+              <w:top w:val="single" w:color="CCCCCC" w:sz="2" w:space="0"/>
+              <w:left w:val="single" w:color="CCCCCC" w:sz="2" w:space="0"/>
+              <w:bottom w:val="single" w:color="CCCCCC" w:sz="2" w:space="0"/>
+              <w:right w:val="single" w:color="CCCCCC" w:sz="2" w:space="0"/>
             </w:tcBorders>
             <w:shd w:val="clear" w:color="auto" w:fill="EEF3F5"/>
             <w:tcMar>
@@ -1126,7 +1162,7 @@
     </w:tbl>
     <w:p>
       <w:pPr>
-        <w:pStyle w:val="Titre1"/>
+        <w:pStyle w:val="2"/>
       </w:pPr>
       <w:r>
         <w:t>8. The Scenarios You Will Use</w:t>
@@ -1148,7 +1184,7 @@
     </w:p>
     <w:p>
       <w:pPr>
-        <w:pStyle w:val="Titre2"/>
+        <w:pStyle w:val="3"/>
       </w:pPr>
       <w:r>
         <w:t>8.1 Core scenarios</w:t>
@@ -1156,20 +1192,24 @@
     </w:p>
     <w:tbl>
       <w:tblPr>
+        <w:tblStyle w:val="15"/>
         <w:tblW w:w="9360" w:type="dxa"/>
+        <w:tblInd w:w="0" w:type="dxa"/>
         <w:tblBorders>
-          <w:top w:val="single" w:sz="4" w:space="0" w:color="auto"/>
-          <w:left w:val="single" w:sz="4" w:space="0" w:color="auto"/>
-          <w:bottom w:val="single" w:sz="4" w:space="0" w:color="auto"/>
-          <w:right w:val="single" w:sz="4" w:space="0" w:color="auto"/>
-          <w:insideH w:val="single" w:sz="4" w:space="0" w:color="auto"/>
-          <w:insideV w:val="single" w:sz="4" w:space="0" w:color="auto"/>
+          <w:top w:val="single" w:color="auto" w:sz="4" w:space="0"/>
+          <w:left w:val="single" w:color="auto" w:sz="4" w:space="0"/>
+          <w:bottom w:val="single" w:color="auto" w:sz="4" w:space="0"/>
+          <w:right w:val="single" w:color="auto" w:sz="4" w:space="0"/>
+          <w:insideH w:val="single" w:color="auto" w:sz="4" w:space="0"/>
+          <w:insideV w:val="single" w:color="auto" w:sz="4" w:space="0"/>
         </w:tblBorders>
+        <w:tblLayout w:type="autofit"/>
         <w:tblCellMar>
+          <w:top w:w="0" w:type="dxa"/>
           <w:left w:w="10" w:type="dxa"/>
+          <w:bottom w:w="0" w:type="dxa"/>
           <w:right w:w="10" w:type="dxa"/>
         </w:tblCellMar>
-        <w:tblLook w:val="0000" w:firstRow="0" w:lastRow="0" w:firstColumn="0" w:lastColumn="0" w:noHBand="0" w:noVBand="0"/>
       </w:tblPr>
       <w:tblGrid>
         <w:gridCol w:w="900"/>
@@ -1178,9 +1218,19 @@
       </w:tblGrid>
       <w:tr>
         <w:tblPrEx>
+          <w:tblBorders>
+            <w:top w:val="single" w:color="auto" w:sz="4" w:space="0"/>
+            <w:left w:val="single" w:color="auto" w:sz="4" w:space="0"/>
+            <w:bottom w:val="single" w:color="auto" w:sz="4" w:space="0"/>
+            <w:right w:val="single" w:color="auto" w:sz="4" w:space="0"/>
+            <w:insideH w:val="single" w:color="auto" w:sz="4" w:space="0"/>
+            <w:insideV w:val="single" w:color="auto" w:sz="4" w:space="0"/>
+          </w:tblBorders>
           <w:tblCellMar>
             <w:top w:w="0" w:type="dxa"/>
+            <w:left w:w="10" w:type="dxa"/>
             <w:bottom w:w="0" w:type="dxa"/>
+            <w:right w:w="10" w:type="dxa"/>
           </w:tblCellMar>
         </w:tblPrEx>
         <w:trPr>
@@ -1190,10 +1240,10 @@
           <w:tcPr>
             <w:tcW w:w="900" w:type="dxa"/>
             <w:tcBorders>
-              <w:top w:val="single" w:sz="2" w:space="0" w:color="CCCCCC"/>
-              <w:left w:val="single" w:sz="2" w:space="0" w:color="CCCCCC"/>
-              <w:bottom w:val="single" w:sz="2" w:space="0" w:color="CCCCCC"/>
-              <w:right w:val="single" w:sz="2" w:space="0" w:color="CCCCCC"/>
+              <w:top w:val="single" w:color="CCCCCC" w:sz="2" w:space="0"/>
+              <w:left w:val="single" w:color="CCCCCC" w:sz="2" w:space="0"/>
+              <w:bottom w:val="single" w:color="CCCCCC" w:sz="2" w:space="0"/>
+              <w:right w:val="single" w:color="CCCCCC" w:sz="2" w:space="0"/>
             </w:tcBorders>
             <w:shd w:val="clear" w:color="auto" w:fill="1F4E5F"/>
             <w:tcMar>
@@ -1221,10 +1271,10 @@
           <w:tcPr>
             <w:tcW w:w="3260" w:type="dxa"/>
             <w:tcBorders>
-              <w:top w:val="single" w:sz="2" w:space="0" w:color="CCCCCC"/>
-              <w:left w:val="single" w:sz="2" w:space="0" w:color="CCCCCC"/>
-              <w:bottom w:val="single" w:sz="2" w:space="0" w:color="CCCCCC"/>
-              <w:right w:val="single" w:sz="2" w:space="0" w:color="CCCCCC"/>
+              <w:top w:val="single" w:color="CCCCCC" w:sz="2" w:space="0"/>
+              <w:left w:val="single" w:color="CCCCCC" w:sz="2" w:space="0"/>
+              <w:bottom w:val="single" w:color="CCCCCC" w:sz="2" w:space="0"/>
+              <w:right w:val="single" w:color="CCCCCC" w:sz="2" w:space="0"/>
             </w:tcBorders>
             <w:shd w:val="clear" w:color="auto" w:fill="1F4E5F"/>
             <w:tcMar>
@@ -1252,10 +1302,10 @@
           <w:tcPr>
             <w:tcW w:w="5200" w:type="dxa"/>
             <w:tcBorders>
-              <w:top w:val="single" w:sz="2" w:space="0" w:color="CCCCCC"/>
-              <w:left w:val="single" w:sz="2" w:space="0" w:color="CCCCCC"/>
-              <w:bottom w:val="single" w:sz="2" w:space="0" w:color="CCCCCC"/>
-              <w:right w:val="single" w:sz="2" w:space="0" w:color="CCCCCC"/>
+              <w:top w:val="single" w:color="CCCCCC" w:sz="2" w:space="0"/>
+              <w:left w:val="single" w:color="CCCCCC" w:sz="2" w:space="0"/>
+              <w:bottom w:val="single" w:color="CCCCCC" w:sz="2" w:space="0"/>
+              <w:right w:val="single" w:color="CCCCCC" w:sz="2" w:space="0"/>
             </w:tcBorders>
             <w:shd w:val="clear" w:color="auto" w:fill="1F4E5F"/>
             <w:tcMar>
@@ -1282,19 +1332,29 @@
       </w:tr>
       <w:tr>
         <w:tblPrEx>
+          <w:tblBorders>
+            <w:top w:val="single" w:color="auto" w:sz="4" w:space="0"/>
+            <w:left w:val="single" w:color="auto" w:sz="4" w:space="0"/>
+            <w:bottom w:val="single" w:color="auto" w:sz="4" w:space="0"/>
+            <w:right w:val="single" w:color="auto" w:sz="4" w:space="0"/>
+            <w:insideH w:val="single" w:color="auto" w:sz="4" w:space="0"/>
+            <w:insideV w:val="single" w:color="auto" w:sz="4" w:space="0"/>
+          </w:tblBorders>
           <w:tblCellMar>
             <w:top w:w="0" w:type="dxa"/>
+            <w:left w:w="10" w:type="dxa"/>
             <w:bottom w:w="0" w:type="dxa"/>
+            <w:right w:w="10" w:type="dxa"/>
           </w:tblCellMar>
         </w:tblPrEx>
         <w:tc>
           <w:tcPr>
             <w:tcW w:w="900" w:type="dxa"/>
             <w:tcBorders>
-              <w:top w:val="single" w:sz="2" w:space="0" w:color="CCCCCC"/>
-              <w:left w:val="single" w:sz="2" w:space="0" w:color="CCCCCC"/>
-              <w:bottom w:val="single" w:sz="2" w:space="0" w:color="CCCCCC"/>
-              <w:right w:val="single" w:sz="2" w:space="0" w:color="CCCCCC"/>
+              <w:top w:val="single" w:color="CCCCCC" w:sz="2" w:space="0"/>
+              <w:left w:val="single" w:color="CCCCCC" w:sz="2" w:space="0"/>
+              <w:bottom w:val="single" w:color="CCCCCC" w:sz="2" w:space="0"/>
+              <w:right w:val="single" w:color="CCCCCC" w:sz="2" w:space="0"/>
             </w:tcBorders>
             <w:tcMar>
               <w:top w:w="80" w:type="dxa"/>
@@ -1318,10 +1378,10 @@
           <w:tcPr>
             <w:tcW w:w="3260" w:type="dxa"/>
             <w:tcBorders>
-              <w:top w:val="single" w:sz="2" w:space="0" w:color="CCCCCC"/>
-              <w:left w:val="single" w:sz="2" w:space="0" w:color="CCCCCC"/>
-              <w:bottom w:val="single" w:sz="2" w:space="0" w:color="CCCCCC"/>
-              <w:right w:val="single" w:sz="2" w:space="0" w:color="CCCCCC"/>
+              <w:top w:val="single" w:color="CCCCCC" w:sz="2" w:space="0"/>
+              <w:left w:val="single" w:color="CCCCCC" w:sz="2" w:space="0"/>
+              <w:bottom w:val="single" w:color="CCCCCC" w:sz="2" w:space="0"/>
+              <w:right w:val="single" w:color="CCCCCC" w:sz="2" w:space="0"/>
             </w:tcBorders>
             <w:tcMar>
               <w:top w:w="80" w:type="dxa"/>
@@ -1351,10 +1411,10 @@
           <w:tcPr>
             <w:tcW w:w="5200" w:type="dxa"/>
             <w:tcBorders>
-              <w:top w:val="single" w:sz="2" w:space="0" w:color="CCCCCC"/>
-              <w:left w:val="single" w:sz="2" w:space="0" w:color="CCCCCC"/>
-              <w:bottom w:val="single" w:sz="2" w:space="0" w:color="CCCCCC"/>
-              <w:right w:val="single" w:sz="2" w:space="0" w:color="CCCCCC"/>
+              <w:top w:val="single" w:color="CCCCCC" w:sz="2" w:space="0"/>
+              <w:left w:val="single" w:color="CCCCCC" w:sz="2" w:space="0"/>
+              <w:bottom w:val="single" w:color="CCCCCC" w:sz="2" w:space="0"/>
+              <w:right w:val="single" w:color="CCCCCC" w:sz="2" w:space="0"/>
             </w:tcBorders>
             <w:tcMar>
               <w:top w:w="80" w:type="dxa"/>
@@ -1383,19 +1443,29 @@
       </w:tr>
       <w:tr>
         <w:tblPrEx>
+          <w:tblBorders>
+            <w:top w:val="single" w:color="auto" w:sz="4" w:space="0"/>
+            <w:left w:val="single" w:color="auto" w:sz="4" w:space="0"/>
+            <w:bottom w:val="single" w:color="auto" w:sz="4" w:space="0"/>
+            <w:right w:val="single" w:color="auto" w:sz="4" w:space="0"/>
+            <w:insideH w:val="single" w:color="auto" w:sz="4" w:space="0"/>
+            <w:insideV w:val="single" w:color="auto" w:sz="4" w:space="0"/>
+          </w:tblBorders>
           <w:tblCellMar>
             <w:top w:w="0" w:type="dxa"/>
+            <w:left w:w="10" w:type="dxa"/>
             <w:bottom w:w="0" w:type="dxa"/>
+            <w:right w:w="10" w:type="dxa"/>
           </w:tblCellMar>
         </w:tblPrEx>
         <w:tc>
           <w:tcPr>
             <w:tcW w:w="900" w:type="dxa"/>
             <w:tcBorders>
-              <w:top w:val="single" w:sz="2" w:space="0" w:color="CCCCCC"/>
-              <w:left w:val="single" w:sz="2" w:space="0" w:color="CCCCCC"/>
-              <w:bottom w:val="single" w:sz="2" w:space="0" w:color="CCCCCC"/>
-              <w:right w:val="single" w:sz="2" w:space="0" w:color="CCCCCC"/>
+              <w:top w:val="single" w:color="CCCCCC" w:sz="2" w:space="0"/>
+              <w:left w:val="single" w:color="CCCCCC" w:sz="2" w:space="0"/>
+              <w:bottom w:val="single" w:color="CCCCCC" w:sz="2" w:space="0"/>
+              <w:right w:val="single" w:color="CCCCCC" w:sz="2" w:space="0"/>
             </w:tcBorders>
             <w:shd w:val="clear" w:color="auto" w:fill="EEF3F5"/>
             <w:tcMar>
@@ -1420,10 +1490,10 @@
           <w:tcPr>
             <w:tcW w:w="3260" w:type="dxa"/>
             <w:tcBorders>
-              <w:top w:val="single" w:sz="2" w:space="0" w:color="CCCCCC"/>
-              <w:left w:val="single" w:sz="2" w:space="0" w:color="CCCCCC"/>
-              <w:bottom w:val="single" w:sz="2" w:space="0" w:color="CCCCCC"/>
-              <w:right w:val="single" w:sz="2" w:space="0" w:color="CCCCCC"/>
+              <w:top w:val="single" w:color="CCCCCC" w:sz="2" w:space="0"/>
+              <w:left w:val="single" w:color="CCCCCC" w:sz="2" w:space="0"/>
+              <w:bottom w:val="single" w:color="CCCCCC" w:sz="2" w:space="0"/>
+              <w:right w:val="single" w:color="CCCCCC" w:sz="2" w:space="0"/>
             </w:tcBorders>
             <w:shd w:val="clear" w:color="auto" w:fill="EEF3F5"/>
             <w:tcMar>
@@ -1454,10 +1524,10 @@
           <w:tcPr>
             <w:tcW w:w="5200" w:type="dxa"/>
             <w:tcBorders>
-              <w:top w:val="single" w:sz="2" w:space="0" w:color="CCCCCC"/>
-              <w:left w:val="single" w:sz="2" w:space="0" w:color="CCCCCC"/>
-              <w:bottom w:val="single" w:sz="2" w:space="0" w:color="CCCCCC"/>
-              <w:right w:val="single" w:sz="2" w:space="0" w:color="CCCCCC"/>
+              <w:top w:val="single" w:color="CCCCCC" w:sz="2" w:space="0"/>
+              <w:left w:val="single" w:color="CCCCCC" w:sz="2" w:space="0"/>
+              <w:bottom w:val="single" w:color="CCCCCC" w:sz="2" w:space="0"/>
+              <w:right w:val="single" w:color="CCCCCC" w:sz="2" w:space="0"/>
             </w:tcBorders>
             <w:shd w:val="clear" w:color="auto" w:fill="EEF3F5"/>
             <w:tcMar>
@@ -1487,19 +1557,29 @@
       </w:tr>
       <w:tr>
         <w:tblPrEx>
+          <w:tblBorders>
+            <w:top w:val="single" w:color="auto" w:sz="4" w:space="0"/>
+            <w:left w:val="single" w:color="auto" w:sz="4" w:space="0"/>
+            <w:bottom w:val="single" w:color="auto" w:sz="4" w:space="0"/>
+            <w:right w:val="single" w:color="auto" w:sz="4" w:space="0"/>
+            <w:insideH w:val="single" w:color="auto" w:sz="4" w:space="0"/>
+            <w:insideV w:val="single" w:color="auto" w:sz="4" w:space="0"/>
+          </w:tblBorders>
           <w:tblCellMar>
             <w:top w:w="0" w:type="dxa"/>
+            <w:left w:w="10" w:type="dxa"/>
             <w:bottom w:w="0" w:type="dxa"/>
+            <w:right w:w="10" w:type="dxa"/>
           </w:tblCellMar>
         </w:tblPrEx>
         <w:tc>
           <w:tcPr>
             <w:tcW w:w="900" w:type="dxa"/>
             <w:tcBorders>
-              <w:top w:val="single" w:sz="2" w:space="0" w:color="CCCCCC"/>
-              <w:left w:val="single" w:sz="2" w:space="0" w:color="CCCCCC"/>
-              <w:bottom w:val="single" w:sz="2" w:space="0" w:color="CCCCCC"/>
-              <w:right w:val="single" w:sz="2" w:space="0" w:color="CCCCCC"/>
+              <w:top w:val="single" w:color="CCCCCC" w:sz="2" w:space="0"/>
+              <w:left w:val="single" w:color="CCCCCC" w:sz="2" w:space="0"/>
+              <w:bottom w:val="single" w:color="CCCCCC" w:sz="2" w:space="0"/>
+              <w:right w:val="single" w:color="CCCCCC" w:sz="2" w:space="0"/>
             </w:tcBorders>
             <w:tcMar>
               <w:top w:w="80" w:type="dxa"/>
@@ -1523,10 +1603,10 @@
           <w:tcPr>
             <w:tcW w:w="3260" w:type="dxa"/>
             <w:tcBorders>
-              <w:top w:val="single" w:sz="2" w:space="0" w:color="CCCCCC"/>
-              <w:left w:val="single" w:sz="2" w:space="0" w:color="CCCCCC"/>
-              <w:bottom w:val="single" w:sz="2" w:space="0" w:color="CCCCCC"/>
-              <w:right w:val="single" w:sz="2" w:space="0" w:color="CCCCCC"/>
+              <w:top w:val="single" w:color="CCCCCC" w:sz="2" w:space="0"/>
+              <w:left w:val="single" w:color="CCCCCC" w:sz="2" w:space="0"/>
+              <w:bottom w:val="single" w:color="CCCCCC" w:sz="2" w:space="0"/>
+              <w:right w:val="single" w:color="CCCCCC" w:sz="2" w:space="0"/>
             </w:tcBorders>
             <w:tcMar>
               <w:top w:w="80" w:type="dxa"/>
@@ -1556,10 +1636,10 @@
           <w:tcPr>
             <w:tcW w:w="5200" w:type="dxa"/>
             <w:tcBorders>
-              <w:top w:val="single" w:sz="2" w:space="0" w:color="CCCCCC"/>
-              <w:left w:val="single" w:sz="2" w:space="0" w:color="CCCCCC"/>
-              <w:bottom w:val="single" w:sz="2" w:space="0" w:color="CCCCCC"/>
-              <w:right w:val="single" w:sz="2" w:space="0" w:color="CCCCCC"/>
+              <w:top w:val="single" w:color="CCCCCC" w:sz="2" w:space="0"/>
+              <w:left w:val="single" w:color="CCCCCC" w:sz="2" w:space="0"/>
+              <w:bottom w:val="single" w:color="CCCCCC" w:sz="2" w:space="0"/>
+              <w:right w:val="single" w:color="CCCCCC" w:sz="2" w:space="0"/>
             </w:tcBorders>
             <w:tcMar>
               <w:top w:w="80" w:type="dxa"/>
@@ -1589,7 +1669,7 @@
     </w:tbl>
     <w:p>
       <w:pPr>
-        <w:pStyle w:val="Titre2"/>
+        <w:pStyle w:val="3"/>
       </w:pPr>
       <w:r>
         <w:t>8.2 Context-enriched, deliberately ambiguous scenarios</w:t>
@@ -1597,20 +1677,24 @@
     </w:p>
     <w:tbl>
       <w:tblPr>
+        <w:tblStyle w:val="15"/>
         <w:tblW w:w="9360" w:type="dxa"/>
+        <w:tblInd w:w="0" w:type="dxa"/>
         <w:tblBorders>
-          <w:top w:val="single" w:sz="4" w:space="0" w:color="auto"/>
-          <w:left w:val="single" w:sz="4" w:space="0" w:color="auto"/>
-          <w:bottom w:val="single" w:sz="4" w:space="0" w:color="auto"/>
-          <w:right w:val="single" w:sz="4" w:space="0" w:color="auto"/>
-          <w:insideH w:val="single" w:sz="4" w:space="0" w:color="auto"/>
-          <w:insideV w:val="single" w:sz="4" w:space="0" w:color="auto"/>
+          <w:top w:val="single" w:color="auto" w:sz="4" w:space="0"/>
+          <w:left w:val="single" w:color="auto" w:sz="4" w:space="0"/>
+          <w:bottom w:val="single" w:color="auto" w:sz="4" w:space="0"/>
+          <w:right w:val="single" w:color="auto" w:sz="4" w:space="0"/>
+          <w:insideH w:val="single" w:color="auto" w:sz="4" w:space="0"/>
+          <w:insideV w:val="single" w:color="auto" w:sz="4" w:space="0"/>
         </w:tblBorders>
+        <w:tblLayout w:type="autofit"/>
         <w:tblCellMar>
+          <w:top w:w="0" w:type="dxa"/>
           <w:left w:w="10" w:type="dxa"/>
+          <w:bottom w:w="0" w:type="dxa"/>
           <w:right w:w="10" w:type="dxa"/>
         </w:tblCellMar>
-        <w:tblLook w:val="0000" w:firstRow="0" w:lastRow="0" w:firstColumn="0" w:lastColumn="0" w:noHBand="0" w:noVBand="0"/>
       </w:tblPr>
       <w:tblGrid>
         <w:gridCol w:w="900"/>
@@ -1619,9 +1703,19 @@
       </w:tblGrid>
       <w:tr>
         <w:tblPrEx>
+          <w:tblBorders>
+            <w:top w:val="single" w:color="auto" w:sz="4" w:space="0"/>
+            <w:left w:val="single" w:color="auto" w:sz="4" w:space="0"/>
+            <w:bottom w:val="single" w:color="auto" w:sz="4" w:space="0"/>
+            <w:right w:val="single" w:color="auto" w:sz="4" w:space="0"/>
+            <w:insideH w:val="single" w:color="auto" w:sz="4" w:space="0"/>
+            <w:insideV w:val="single" w:color="auto" w:sz="4" w:space="0"/>
+          </w:tblBorders>
           <w:tblCellMar>
             <w:top w:w="0" w:type="dxa"/>
+            <w:left w:w="10" w:type="dxa"/>
             <w:bottom w:w="0" w:type="dxa"/>
+            <w:right w:w="10" w:type="dxa"/>
           </w:tblCellMar>
         </w:tblPrEx>
         <w:trPr>
@@ -1631,10 +1725,10 @@
           <w:tcPr>
             <w:tcW w:w="900" w:type="dxa"/>
             <w:tcBorders>
-              <w:top w:val="single" w:sz="2" w:space="0" w:color="CCCCCC"/>
-              <w:left w:val="single" w:sz="2" w:space="0" w:color="CCCCCC"/>
-              <w:bottom w:val="single" w:sz="2" w:space="0" w:color="CCCCCC"/>
-              <w:right w:val="single" w:sz="2" w:space="0" w:color="CCCCCC"/>
+              <w:top w:val="single" w:color="CCCCCC" w:sz="2" w:space="0"/>
+              <w:left w:val="single" w:color="CCCCCC" w:sz="2" w:space="0"/>
+              <w:bottom w:val="single" w:color="CCCCCC" w:sz="2" w:space="0"/>
+              <w:right w:val="single" w:color="CCCCCC" w:sz="2" w:space="0"/>
             </w:tcBorders>
             <w:shd w:val="clear" w:color="auto" w:fill="1F4E5F"/>
             <w:tcMar>
@@ -1662,10 +1756,10 @@
           <w:tcPr>
             <w:tcW w:w="3260" w:type="dxa"/>
             <w:tcBorders>
-              <w:top w:val="single" w:sz="2" w:space="0" w:color="CCCCCC"/>
-              <w:left w:val="single" w:sz="2" w:space="0" w:color="CCCCCC"/>
-              <w:bottom w:val="single" w:sz="2" w:space="0" w:color="CCCCCC"/>
-              <w:right w:val="single" w:sz="2" w:space="0" w:color="CCCCCC"/>
+              <w:top w:val="single" w:color="CCCCCC" w:sz="2" w:space="0"/>
+              <w:left w:val="single" w:color="CCCCCC" w:sz="2" w:space="0"/>
+              <w:bottom w:val="single" w:color="CCCCCC" w:sz="2" w:space="0"/>
+              <w:right w:val="single" w:color="CCCCCC" w:sz="2" w:space="0"/>
             </w:tcBorders>
             <w:shd w:val="clear" w:color="auto" w:fill="1F4E5F"/>
             <w:tcMar>
@@ -1693,10 +1787,10 @@
           <w:tcPr>
             <w:tcW w:w="5200" w:type="dxa"/>
             <w:tcBorders>
-              <w:top w:val="single" w:sz="2" w:space="0" w:color="CCCCCC"/>
-              <w:left w:val="single" w:sz="2" w:space="0" w:color="CCCCCC"/>
-              <w:bottom w:val="single" w:sz="2" w:space="0" w:color="CCCCCC"/>
-              <w:right w:val="single" w:sz="2" w:space="0" w:color="CCCCCC"/>
+              <w:top w:val="single" w:color="CCCCCC" w:sz="2" w:space="0"/>
+              <w:left w:val="single" w:color="CCCCCC" w:sz="2" w:space="0"/>
+              <w:bottom w:val="single" w:color="CCCCCC" w:sz="2" w:space="0"/>
+              <w:right w:val="single" w:color="CCCCCC" w:sz="2" w:space="0"/>
             </w:tcBorders>
             <w:shd w:val="clear" w:color="auto" w:fill="1F4E5F"/>
             <w:tcMar>
@@ -1723,19 +1817,29 @@
       </w:tr>
       <w:tr>
         <w:tblPrEx>
+          <w:tblBorders>
+            <w:top w:val="single" w:color="auto" w:sz="4" w:space="0"/>
+            <w:left w:val="single" w:color="auto" w:sz="4" w:space="0"/>
+            <w:bottom w:val="single" w:color="auto" w:sz="4" w:space="0"/>
+            <w:right w:val="single" w:color="auto" w:sz="4" w:space="0"/>
+            <w:insideH w:val="single" w:color="auto" w:sz="4" w:space="0"/>
+            <w:insideV w:val="single" w:color="auto" w:sz="4" w:space="0"/>
+          </w:tblBorders>
           <w:tblCellMar>
             <w:top w:w="0" w:type="dxa"/>
+            <w:left w:w="10" w:type="dxa"/>
             <w:bottom w:w="0" w:type="dxa"/>
+            <w:right w:w="10" w:type="dxa"/>
           </w:tblCellMar>
         </w:tblPrEx>
         <w:tc>
           <w:tcPr>
             <w:tcW w:w="900" w:type="dxa"/>
             <w:tcBorders>
-              <w:top w:val="single" w:sz="2" w:space="0" w:color="CCCCCC"/>
-              <w:left w:val="single" w:sz="2" w:space="0" w:color="CCCCCC"/>
-              <w:bottom w:val="single" w:sz="2" w:space="0" w:color="CCCCCC"/>
-              <w:right w:val="single" w:sz="2" w:space="0" w:color="CCCCCC"/>
+              <w:top w:val="single" w:color="CCCCCC" w:sz="2" w:space="0"/>
+              <w:left w:val="single" w:color="CCCCCC" w:sz="2" w:space="0"/>
+              <w:bottom w:val="single" w:color="CCCCCC" w:sz="2" w:space="0"/>
+              <w:right w:val="single" w:color="CCCCCC" w:sz="2" w:space="0"/>
             </w:tcBorders>
             <w:tcMar>
               <w:top w:w="80" w:type="dxa"/>
@@ -1759,10 +1863,10 @@
           <w:tcPr>
             <w:tcW w:w="3260" w:type="dxa"/>
             <w:tcBorders>
-              <w:top w:val="single" w:sz="2" w:space="0" w:color="CCCCCC"/>
-              <w:left w:val="single" w:sz="2" w:space="0" w:color="CCCCCC"/>
-              <w:bottom w:val="single" w:sz="2" w:space="0" w:color="CCCCCC"/>
-              <w:right w:val="single" w:sz="2" w:space="0" w:color="CCCCCC"/>
+              <w:top w:val="single" w:color="CCCCCC" w:sz="2" w:space="0"/>
+              <w:left w:val="single" w:color="CCCCCC" w:sz="2" w:space="0"/>
+              <w:bottom w:val="single" w:color="CCCCCC" w:sz="2" w:space="0"/>
+              <w:right w:val="single" w:color="CCCCCC" w:sz="2" w:space="0"/>
             </w:tcBorders>
             <w:tcMar>
               <w:top w:w="80" w:type="dxa"/>
@@ -1792,10 +1896,10 @@
           <w:tcPr>
             <w:tcW w:w="5200" w:type="dxa"/>
             <w:tcBorders>
-              <w:top w:val="single" w:sz="2" w:space="0" w:color="CCCCCC"/>
-              <w:left w:val="single" w:sz="2" w:space="0" w:color="CCCCCC"/>
-              <w:bottom w:val="single" w:sz="2" w:space="0" w:color="CCCCCC"/>
-              <w:right w:val="single" w:sz="2" w:space="0" w:color="CCCCCC"/>
+              <w:top w:val="single" w:color="CCCCCC" w:sz="2" w:space="0"/>
+              <w:left w:val="single" w:color="CCCCCC" w:sz="2" w:space="0"/>
+              <w:bottom w:val="single" w:color="CCCCCC" w:sz="2" w:space="0"/>
+              <w:right w:val="single" w:color="CCCCCC" w:sz="2" w:space="0"/>
             </w:tcBorders>
             <w:tcMar>
               <w:top w:w="80" w:type="dxa"/>
@@ -1824,19 +1928,29 @@
       </w:tr>
       <w:tr>
         <w:tblPrEx>
+          <w:tblBorders>
+            <w:top w:val="single" w:color="auto" w:sz="4" w:space="0"/>
+            <w:left w:val="single" w:color="auto" w:sz="4" w:space="0"/>
+            <w:bottom w:val="single" w:color="auto" w:sz="4" w:space="0"/>
+            <w:right w:val="single" w:color="auto" w:sz="4" w:space="0"/>
+            <w:insideH w:val="single" w:color="auto" w:sz="4" w:space="0"/>
+            <w:insideV w:val="single" w:color="auto" w:sz="4" w:space="0"/>
+          </w:tblBorders>
           <w:tblCellMar>
             <w:top w:w="0" w:type="dxa"/>
+            <w:left w:w="10" w:type="dxa"/>
             <w:bottom w:w="0" w:type="dxa"/>
+            <w:right w:w="10" w:type="dxa"/>
           </w:tblCellMar>
         </w:tblPrEx>
         <w:tc>
           <w:tcPr>
             <w:tcW w:w="900" w:type="dxa"/>
             <w:tcBorders>
-              <w:top w:val="single" w:sz="2" w:space="0" w:color="CCCCCC"/>
-              <w:left w:val="single" w:sz="2" w:space="0" w:color="CCCCCC"/>
-              <w:bottom w:val="single" w:sz="2" w:space="0" w:color="CCCCCC"/>
-              <w:right w:val="single" w:sz="2" w:space="0" w:color="CCCCCC"/>
+              <w:top w:val="single" w:color="CCCCCC" w:sz="2" w:space="0"/>
+              <w:left w:val="single" w:color="CCCCCC" w:sz="2" w:space="0"/>
+              <w:bottom w:val="single" w:color="CCCCCC" w:sz="2" w:space="0"/>
+              <w:right w:val="single" w:color="CCCCCC" w:sz="2" w:space="0"/>
             </w:tcBorders>
             <w:shd w:val="clear" w:color="auto" w:fill="EEF3F5"/>
             <w:tcMar>
@@ -1853,7 +1967,6 @@
                 <w:sz w:val="20"/>
                 <w:szCs w:val="20"/>
               </w:rPr>
-              <w:lastRenderedPageBreak/>
               <w:t>S5</w:t>
             </w:r>
           </w:p>
@@ -1862,10 +1975,10 @@
           <w:tcPr>
             <w:tcW w:w="3260" w:type="dxa"/>
             <w:tcBorders>
-              <w:top w:val="single" w:sz="2" w:space="0" w:color="CCCCCC"/>
-              <w:left w:val="single" w:sz="2" w:space="0" w:color="CCCCCC"/>
-              <w:bottom w:val="single" w:sz="2" w:space="0" w:color="CCCCCC"/>
-              <w:right w:val="single" w:sz="2" w:space="0" w:color="CCCCCC"/>
+              <w:top w:val="single" w:color="CCCCCC" w:sz="2" w:space="0"/>
+              <w:left w:val="single" w:color="CCCCCC" w:sz="2" w:space="0"/>
+              <w:bottom w:val="single" w:color="CCCCCC" w:sz="2" w:space="0"/>
+              <w:right w:val="single" w:color="CCCCCC" w:sz="2" w:space="0"/>
             </w:tcBorders>
             <w:shd w:val="clear" w:color="auto" w:fill="EEF3F5"/>
             <w:tcMar>
@@ -1896,10 +2009,10 @@
           <w:tcPr>
             <w:tcW w:w="5200" w:type="dxa"/>
             <w:tcBorders>
-              <w:top w:val="single" w:sz="2" w:space="0" w:color="CCCCCC"/>
-              <w:left w:val="single" w:sz="2" w:space="0" w:color="CCCCCC"/>
-              <w:bottom w:val="single" w:sz="2" w:space="0" w:color="CCCCCC"/>
-              <w:right w:val="single" w:sz="2" w:space="0" w:color="CCCCCC"/>
+              <w:top w:val="single" w:color="CCCCCC" w:sz="2" w:space="0"/>
+              <w:left w:val="single" w:color="CCCCCC" w:sz="2" w:space="0"/>
+              <w:bottom w:val="single" w:color="CCCCCC" w:sz="2" w:space="0"/>
+              <w:right w:val="single" w:color="CCCCCC" w:sz="2" w:space="0"/>
             </w:tcBorders>
             <w:shd w:val="clear" w:color="auto" w:fill="EEF3F5"/>
             <w:tcMar>
@@ -1929,19 +2042,29 @@
       </w:tr>
       <w:tr>
         <w:tblPrEx>
+          <w:tblBorders>
+            <w:top w:val="single" w:color="auto" w:sz="4" w:space="0"/>
+            <w:left w:val="single" w:color="auto" w:sz="4" w:space="0"/>
+            <w:bottom w:val="single" w:color="auto" w:sz="4" w:space="0"/>
+            <w:right w:val="single" w:color="auto" w:sz="4" w:space="0"/>
+            <w:insideH w:val="single" w:color="auto" w:sz="4" w:space="0"/>
+            <w:insideV w:val="single" w:color="auto" w:sz="4" w:space="0"/>
+          </w:tblBorders>
           <w:tblCellMar>
             <w:top w:w="0" w:type="dxa"/>
+            <w:left w:w="10" w:type="dxa"/>
             <w:bottom w:w="0" w:type="dxa"/>
+            <w:right w:w="10" w:type="dxa"/>
           </w:tblCellMar>
         </w:tblPrEx>
         <w:tc>
           <w:tcPr>
             <w:tcW w:w="900" w:type="dxa"/>
             <w:tcBorders>
-              <w:top w:val="single" w:sz="2" w:space="0" w:color="CCCCCC"/>
-              <w:left w:val="single" w:sz="2" w:space="0" w:color="CCCCCC"/>
-              <w:bottom w:val="single" w:sz="2" w:space="0" w:color="CCCCCC"/>
-              <w:right w:val="single" w:sz="2" w:space="0" w:color="CCCCCC"/>
+              <w:top w:val="single" w:color="CCCCCC" w:sz="2" w:space="0"/>
+              <w:left w:val="single" w:color="CCCCCC" w:sz="2" w:space="0"/>
+              <w:bottom w:val="single" w:color="CCCCCC" w:sz="2" w:space="0"/>
+              <w:right w:val="single" w:color="CCCCCC" w:sz="2" w:space="0"/>
             </w:tcBorders>
             <w:tcMar>
               <w:top w:w="80" w:type="dxa"/>
@@ -1965,10 +2088,10 @@
           <w:tcPr>
             <w:tcW w:w="3260" w:type="dxa"/>
             <w:tcBorders>
-              <w:top w:val="single" w:sz="2" w:space="0" w:color="CCCCCC"/>
-              <w:left w:val="single" w:sz="2" w:space="0" w:color="CCCCCC"/>
-              <w:bottom w:val="single" w:sz="2" w:space="0" w:color="CCCCCC"/>
-              <w:right w:val="single" w:sz="2" w:space="0" w:color="CCCCCC"/>
+              <w:top w:val="single" w:color="CCCCCC" w:sz="2" w:space="0"/>
+              <w:left w:val="single" w:color="CCCCCC" w:sz="2" w:space="0"/>
+              <w:bottom w:val="single" w:color="CCCCCC" w:sz="2" w:space="0"/>
+              <w:right w:val="single" w:color="CCCCCC" w:sz="2" w:space="0"/>
             </w:tcBorders>
             <w:tcMar>
               <w:top w:w="80" w:type="dxa"/>
@@ -1998,10 +2121,10 @@
           <w:tcPr>
             <w:tcW w:w="5200" w:type="dxa"/>
             <w:tcBorders>
-              <w:top w:val="single" w:sz="2" w:space="0" w:color="CCCCCC"/>
-              <w:left w:val="single" w:sz="2" w:space="0" w:color="CCCCCC"/>
-              <w:bottom w:val="single" w:sz="2" w:space="0" w:color="CCCCCC"/>
-              <w:right w:val="single" w:sz="2" w:space="0" w:color="CCCCCC"/>
+              <w:top w:val="single" w:color="CCCCCC" w:sz="2" w:space="0"/>
+              <w:left w:val="single" w:color="CCCCCC" w:sz="2" w:space="0"/>
+              <w:bottom w:val="single" w:color="CCCCCC" w:sz="2" w:space="0"/>
+              <w:right w:val="single" w:color="CCCCCC" w:sz="2" w:space="0"/>
             </w:tcBorders>
             <w:tcMar>
               <w:top w:w="80" w:type="dxa"/>
@@ -2059,7 +2182,7 @@
     </w:p>
     <w:p>
       <w:pPr>
-        <w:pStyle w:val="Titre1"/>
+        <w:pStyle w:val="2"/>
         <w:rPr>
           <w:lang w:val="en-US"/>
         </w:rPr>
@@ -2073,10 +2196,10 @@
     </w:p>
     <w:p>
       <w:pPr>
-        <w:pStyle w:val="Paragraphedeliste"/>
+        <w:pStyle w:val="17"/>
         <w:numPr>
           <w:ilvl w:val="0"/>
-          <w:numId w:val="2"/>
+          <w:numId w:val="1"/>
         </w:numPr>
         <w:spacing w:after="100"/>
         <w:rPr>
@@ -2092,10 +2215,10 @@
     </w:p>
     <w:p>
       <w:pPr>
-        <w:pStyle w:val="Paragraphedeliste"/>
+        <w:pStyle w:val="17"/>
         <w:numPr>
           <w:ilvl w:val="0"/>
-          <w:numId w:val="2"/>
+          <w:numId w:val="1"/>
         </w:numPr>
         <w:spacing w:after="100"/>
       </w:pPr>
@@ -2111,10 +2234,10 @@
     </w:p>
     <w:p>
       <w:pPr>
-        <w:pStyle w:val="Paragraphedeliste"/>
+        <w:pStyle w:val="17"/>
         <w:numPr>
           <w:ilvl w:val="0"/>
-          <w:numId w:val="2"/>
+          <w:numId w:val="1"/>
         </w:numPr>
         <w:spacing w:after="100"/>
         <w:rPr>
@@ -2130,7 +2253,7 @@
     </w:p>
     <w:p>
       <w:pPr>
-        <w:pStyle w:val="Titre1"/>
+        <w:pStyle w:val="2"/>
       </w:pPr>
       <w:r>
         <w:t>10. Shared Vocabulary</w:t>
@@ -2138,10 +2261,10 @@
     </w:p>
     <w:p>
       <w:pPr>
-        <w:pStyle w:val="Paragraphedeliste"/>
+        <w:pStyle w:val="17"/>
         <w:numPr>
           <w:ilvl w:val="0"/>
-          <w:numId w:val="2"/>
+          <w:numId w:val="1"/>
         </w:numPr>
         <w:spacing w:after="100"/>
         <w:rPr>
@@ -2157,10 +2280,10 @@
     </w:p>
     <w:p>
       <w:pPr>
-        <w:pStyle w:val="Paragraphedeliste"/>
+        <w:pStyle w:val="17"/>
         <w:numPr>
           <w:ilvl w:val="0"/>
-          <w:numId w:val="2"/>
+          <w:numId w:val="1"/>
         </w:numPr>
         <w:spacing w:after="100"/>
         <w:rPr>
@@ -2176,10 +2299,10 @@
     </w:p>
     <w:p>
       <w:pPr>
-        <w:pStyle w:val="Paragraphedeliste"/>
+        <w:pStyle w:val="17"/>
         <w:numPr>
           <w:ilvl w:val="0"/>
-          <w:numId w:val="2"/>
+          <w:numId w:val="1"/>
         </w:numPr>
         <w:spacing w:after="100"/>
         <w:rPr>
@@ -2195,10 +2318,10 @@
     </w:p>
     <w:p>
       <w:pPr>
-        <w:pStyle w:val="Paragraphedeliste"/>
+        <w:pStyle w:val="17"/>
         <w:numPr>
           <w:ilvl w:val="0"/>
-          <w:numId w:val="2"/>
+          <w:numId w:val="1"/>
         </w:numPr>
         <w:spacing w:after="100"/>
         <w:rPr>
@@ -2214,10 +2337,10 @@
     </w:p>
     <w:p>
       <w:pPr>
-        <w:pStyle w:val="Paragraphedeliste"/>
+        <w:pStyle w:val="17"/>
         <w:numPr>
           <w:ilvl w:val="0"/>
-          <w:numId w:val="2"/>
+          <w:numId w:val="1"/>
         </w:numPr>
         <w:spacing w:after="100"/>
         <w:rPr>
@@ -2233,10 +2356,10 @@
     </w:p>
     <w:p>
       <w:pPr>
-        <w:pStyle w:val="Paragraphedeliste"/>
+        <w:pStyle w:val="17"/>
         <w:numPr>
           <w:ilvl w:val="0"/>
-          <w:numId w:val="2"/>
+          <w:numId w:val="1"/>
         </w:numPr>
         <w:spacing w:after="100"/>
         <w:rPr>
@@ -2252,10 +2375,10 @@
     </w:p>
     <w:p>
       <w:pPr>
-        <w:pStyle w:val="Paragraphedeliste"/>
+        <w:pStyle w:val="17"/>
         <w:numPr>
           <w:ilvl w:val="0"/>
-          <w:numId w:val="2"/>
+          <w:numId w:val="1"/>
         </w:numPr>
         <w:spacing w:after="100"/>
         <w:rPr>
@@ -2271,10 +2394,10 @@
     </w:p>
     <w:p>
       <w:pPr>
-        <w:pStyle w:val="Paragraphedeliste"/>
+        <w:pStyle w:val="17"/>
         <w:numPr>
           <w:ilvl w:val="0"/>
-          <w:numId w:val="2"/>
+          <w:numId w:val="1"/>
         </w:numPr>
         <w:spacing w:after="100"/>
         <w:rPr>
@@ -2285,16 +2408,15 @@
         <w:rPr>
           <w:lang w:val="en-US"/>
         </w:rPr>
-        <w:lastRenderedPageBreak/>
         <w:t>Ablation — comparing two versions of a system (e.g. with and without a capability) on the same cases, to see where and why they differ.</w:t>
       </w:r>
     </w:p>
     <w:p>
       <w:pPr>
-        <w:pStyle w:val="Paragraphedeliste"/>
+        <w:pStyle w:val="17"/>
         <w:numPr>
           <w:ilvl w:val="0"/>
-          <w:numId w:val="2"/>
+          <w:numId w:val="1"/>
         </w:numPr>
         <w:spacing w:after="100"/>
         <w:rPr>
@@ -2309,38 +2431,19 @@
       </w:r>
     </w:p>
     <w:sectPr>
-      <w:headerReference w:type="default" r:id="rId10"/>
-      <w:footerReference w:type="default" r:id="rId11"/>
+      <w:headerReference r:id="rId3" w:type="default"/>
+      <w:footerReference r:id="rId4" w:type="default"/>
       <w:pgSz w:w="12240" w:h="15840"/>
       <w:pgMar w:top="1440" w:right="1440" w:bottom="1440" w:left="1440" w:header="708" w:footer="708" w:gutter="0"/>
-      <w:cols w:space="720"/>
-      <w:docGrid w:linePitch="360"/>
+      <w:cols w:space="720" w:num="1"/>
+      <w:docGrid w:linePitch="360" w:charSpace="0"/>
     </w:sectPr>
   </w:body>
 </w:document>
 </file>
 
-<file path=word/endnotes.xml><?xml version="1.0" encoding="utf-8"?>
-<w:endnotes xmlns:wpc="http://schemas.microsoft.com/office/word/2010/wordprocessingCanvas" xmlns:cx="http://schemas.microsoft.com/office/drawing/2014/chartex" xmlns:cx1="http://schemas.microsoft.com/office/drawing/2015/9/8/chartex" xmlns:cx2="http://schemas.microsoft.com/office/drawing/2015/10/21/chartex" xmlns:cx3="http://schemas.microsoft.com/office/drawing/2016/5/9/chartex" xmlns:cx4="http://schemas.microsoft.com/office/drawing/2016/5/10/chartex" xmlns:cx5="http://schemas.microsoft.com/office/drawing/2016/5/11/chartex" xmlns:cx6="http://schemas.microsoft.com/office/drawing/2016/5/12/chartex" xmlns:cx7="http://schemas.microsoft.com/office/drawing/2016/5/13/chartex" xmlns:cx8="http://schemas.microsoft.com/office/drawing/2016/5/14/chartex" xmlns:mc="http://schemas.openxmlformats.org/markup-compatibility/2006" xmlns:aink="http://schemas.microsoft.com/office/drawing/2016/ink" xmlns:am3d="http://schemas.microsoft.com/office/drawing/2017/model3d" xmlns:o="urn:schemas-microsoft-com:office:office" xmlns:oel="http://schemas.microsoft.com/office/2019/extlst" xmlns:r="http://schemas.openxmlformats.org/officeDocument/2006/relationships" xmlns:m="http://schemas.openxmlformats.org/officeDocument/2006/math" xmlns:v="urn:schemas-microsoft-com:vml" xmlns:wp14="http://schemas.microsoft.com/office/word/2010/wordprocessingDrawing" xmlns:wp="http://schemas.openxmlformats.org/drawingml/2006/wordprocessingDrawing" xmlns:w10="urn:schemas-microsoft-com:office:word" xmlns:w="http://schemas.openxmlformats.org/wordprocessingml/2006/main" xmlns:w14="http://schemas.microsoft.com/office/word/2010/wordml" xmlns:w15="http://schemas.microsoft.com/office/word/2012/wordml" xmlns:w16cex="http://schemas.microsoft.com/office/word/2018/wordml/cex" xmlns:w16cid="http://schemas.microsoft.com/office/word/2016/wordml/cid" xmlns:w16="http://schemas.microsoft.com/office/word/2018/wordml" xmlns:w16du="http://schemas.microsoft.com/office/word/2023/wordml/word16du" xmlns:w16sdtdh="http://schemas.microsoft.com/office/word/2020/wordml/sdtdatahash" xmlns:w16sdtfl="http://schemas.microsoft.com/office/word/2024/wordml/sdtformatlock" xmlns:w16se="http://schemas.microsoft.com/office/word/2015/wordml/symex" xmlns:wpg="http://schemas.microsoft.com/office/word/2010/wordprocessingGroup" xmlns:wpi="http://schemas.microsoft.com/office/word/2010/wordprocessingInk" xmlns:wne="http://schemas.microsoft.com/office/word/2006/wordml" xmlns:wps="http://schemas.microsoft.com/office/word/2010/wordprocessingShape" mc:Ignorable="w14 w15 w16se w16cid w16 w16cex w16sdtdh w16sdtfl w16du wp14">
-  <w:endnote w:type="separator" w:id="-1">
-    <w:p>
-      <w:r>
-        <w:separator/>
-      </w:r>
-    </w:p>
-  </w:endnote>
-  <w:endnote w:type="continuationSeparator" w:id="0">
-    <w:p>
-      <w:r>
-        <w:continuationSeparator/>
-      </w:r>
-    </w:p>
-  </w:endnote>
-</w:endnotes>
-</file>
-
 <file path=word/footer1.xml><?xml version="1.0" encoding="utf-8"?>
-<w:ftr xmlns:wpc="http://schemas.microsoft.com/office/word/2010/wordprocessingCanvas" xmlns:cx="http://schemas.microsoft.com/office/drawing/2014/chartex" xmlns:cx1="http://schemas.microsoft.com/office/drawing/2015/9/8/chartex" xmlns:cx2="http://schemas.microsoft.com/office/drawing/2015/10/21/chartex" xmlns:cx3="http://schemas.microsoft.com/office/drawing/2016/5/9/chartex" xmlns:cx4="http://schemas.microsoft.com/office/drawing/2016/5/10/chartex" xmlns:cx5="http://schemas.microsoft.com/office/drawing/2016/5/11/chartex" xmlns:cx6="http://schemas.microsoft.com/office/drawing/2016/5/12/chartex" xmlns:cx7="http://schemas.microsoft.com/office/drawing/2016/5/13/chartex" xmlns:cx8="http://schemas.microsoft.com/office/drawing/2016/5/14/chartex" xmlns:mc="http://schemas.openxmlformats.org/markup-compatibility/2006" xmlns:aink="http://schemas.microsoft.com/office/drawing/2016/ink" xmlns:am3d="http://schemas.microsoft.com/office/drawing/2017/model3d" xmlns:o="urn:schemas-microsoft-com:office:office" xmlns:oel="http://schemas.microsoft.com/office/2019/extlst" xmlns:r="http://schemas.openxmlformats.org/officeDocument/2006/relationships" xmlns:m="http://schemas.openxmlformats.org/officeDocument/2006/math" xmlns:v="urn:schemas-microsoft-com:vml" xmlns:wp14="http://schemas.microsoft.com/office/word/2010/wordprocessingDrawing" xmlns:wp="http://schemas.openxmlformats.org/drawingml/2006/wordprocessingDrawing" xmlns:w10="urn:schemas-microsoft-com:office:word" xmlns:w="http://schemas.openxmlformats.org/wordprocessingml/2006/main" xmlns:w14="http://schemas.microsoft.com/office/word/2010/wordml" xmlns:w15="http://schemas.microsoft.com/office/word/2012/wordml" xmlns:w16cex="http://schemas.microsoft.com/office/word/2018/wordml/cex" xmlns:w16cid="http://schemas.microsoft.com/office/word/2016/wordml/cid" xmlns:w16="http://schemas.microsoft.com/office/word/2018/wordml" xmlns:w16du="http://schemas.microsoft.com/office/word/2023/wordml/word16du" xmlns:w16sdtdh="http://schemas.microsoft.com/office/word/2020/wordml/sdtdatahash" xmlns:w16sdtfl="http://schemas.microsoft.com/office/word/2024/wordml/sdtformatlock" xmlns:w16se="http://schemas.microsoft.com/office/word/2015/wordml/symex" xmlns:wpg="http://schemas.microsoft.com/office/word/2010/wordprocessingGroup" xmlns:wpi="http://schemas.microsoft.com/office/word/2010/wordprocessingInk" xmlns:wne="http://schemas.microsoft.com/office/word/2006/wordml" xmlns:wps="http://schemas.microsoft.com/office/word/2010/wordprocessingShape" mc:Ignorable="w14 w15 w16se w16cid w16 w16cex w16sdtdh w16sdtfl w16du wp14">
+<w:ftr xmlns:wpc="http://schemas.microsoft.com/office/word/2010/wordprocessingCanvas" xmlns:mc="http://schemas.openxmlformats.org/markup-compatibility/2006" xmlns:o="urn:schemas-microsoft-com:office:office" xmlns:r="http://schemas.openxmlformats.org/officeDocument/2006/relationships" xmlns:m="http://schemas.openxmlformats.org/officeDocument/2006/math" xmlns:v="urn:schemas-microsoft-com:vml" xmlns:wp14="http://schemas.microsoft.com/office/word/2010/wordprocessingDrawing" xmlns:wp="http://schemas.openxmlformats.org/drawingml/2006/wordprocessingDrawing" xmlns:w10="urn:schemas-microsoft-com:office:word" xmlns:w="http://schemas.openxmlformats.org/wordprocessingml/2006/main" xmlns:w14="http://schemas.microsoft.com/office/word/2010/wordml" xmlns:w15="http://schemas.microsoft.com/office/word/2012/wordml" xmlns:wpg="http://schemas.microsoft.com/office/word/2010/wordprocessingGroup" xmlns:wpi="http://schemas.microsoft.com/office/word/2010/wordprocessingInk" xmlns:wne="http://schemas.microsoft.com/office/word/2006/wordml" xmlns:wps="http://schemas.microsoft.com/office/word/2010/wordprocessingShape" xmlns:wpsCustomData="http://www.wps.cn/officeDocument/2013/wpsCustomData" mc:Ignorable="w14 w15 wp14">
   <w:p>
     <w:pPr>
       <w:jc w:val="center"/>
@@ -2367,7 +2470,7 @@
         <w:sz w:val="16"/>
         <w:szCs w:val="16"/>
       </w:rPr>
-      <w:instrText>PAGE</w:instrText>
+      <w:instrText xml:space="preserve">PAGE</w:instrText>
     </w:r>
     <w:r>
       <w:rPr>
@@ -2379,7 +2482,6 @@
     </w:r>
     <w:r>
       <w:rPr>
-        <w:noProof/>
         <w:color w:val="888888"/>
         <w:sz w:val="16"/>
         <w:szCs w:val="16"/>
@@ -2398,27 +2500,8 @@
 </w:ftr>
 </file>
 
-<file path=word/footnotes.xml><?xml version="1.0" encoding="utf-8"?>
-<w:footnotes xmlns:wpc="http://schemas.microsoft.com/office/word/2010/wordprocessingCanvas" xmlns:cx="http://schemas.microsoft.com/office/drawing/2014/chartex" xmlns:cx1="http://schemas.microsoft.com/office/drawing/2015/9/8/chartex" xmlns:cx2="http://schemas.microsoft.com/office/drawing/2015/10/21/chartex" xmlns:cx3="http://schemas.microsoft.com/office/drawing/2016/5/9/chartex" xmlns:cx4="http://schemas.microsoft.com/office/drawing/2016/5/10/chartex" xmlns:cx5="http://schemas.microsoft.com/office/drawing/2016/5/11/chartex" xmlns:cx6="http://schemas.microsoft.com/office/drawing/2016/5/12/chartex" xmlns:cx7="http://schemas.microsoft.com/office/drawing/2016/5/13/chartex" xmlns:cx8="http://schemas.microsoft.com/office/drawing/2016/5/14/chartex" xmlns:mc="http://schemas.openxmlformats.org/markup-compatibility/2006" xmlns:aink="http://schemas.microsoft.com/office/drawing/2016/ink" xmlns:am3d="http://schemas.microsoft.com/office/drawing/2017/model3d" xmlns:o="urn:schemas-microsoft-com:office:office" xmlns:oel="http://schemas.microsoft.com/office/2019/extlst" xmlns:r="http://schemas.openxmlformats.org/officeDocument/2006/relationships" xmlns:m="http://schemas.openxmlformats.org/officeDocument/2006/math" xmlns:v="urn:schemas-microsoft-com:vml" xmlns:wp14="http://schemas.microsoft.com/office/word/2010/wordprocessingDrawing" xmlns:wp="http://schemas.openxmlformats.org/drawingml/2006/wordprocessingDrawing" xmlns:w10="urn:schemas-microsoft-com:office:word" xmlns:w="http://schemas.openxmlformats.org/wordprocessingml/2006/main" xmlns:w14="http://schemas.microsoft.com/office/word/2010/wordml" xmlns:w15="http://schemas.microsoft.com/office/word/2012/wordml" xmlns:w16cex="http://schemas.microsoft.com/office/word/2018/wordml/cex" xmlns:w16cid="http://schemas.microsoft.com/office/word/2016/wordml/cid" xmlns:w16="http://schemas.microsoft.com/office/word/2018/wordml" xmlns:w16du="http://schemas.microsoft.com/office/word/2023/wordml/word16du" xmlns:w16sdtdh="http://schemas.microsoft.com/office/word/2020/wordml/sdtdatahash" xmlns:w16sdtfl="http://schemas.microsoft.com/office/word/2024/wordml/sdtformatlock" xmlns:w16se="http://schemas.microsoft.com/office/word/2015/wordml/symex" xmlns:wpg="http://schemas.microsoft.com/office/word/2010/wordprocessingGroup" xmlns:wpi="http://schemas.microsoft.com/office/word/2010/wordprocessingInk" xmlns:wne="http://schemas.microsoft.com/office/word/2006/wordml" xmlns:wps="http://schemas.microsoft.com/office/word/2010/wordprocessingShape" mc:Ignorable="w14 w15 w16se w16cid w16 w16cex w16sdtdh w16sdtfl w16du wp14">
-  <w:footnote w:type="separator" w:id="-1">
-    <w:p>
-      <w:r>
-        <w:separator/>
-      </w:r>
-    </w:p>
-  </w:footnote>
-  <w:footnote w:type="continuationSeparator" w:id="0">
-    <w:p>
-      <w:r>
-        <w:continuationSeparator/>
-      </w:r>
-    </w:p>
-  </w:footnote>
-</w:footnotes>
-</file>
-
 <file path=word/header1.xml><?xml version="1.0" encoding="utf-8"?>
-<w:hdr xmlns:wpc="http://schemas.microsoft.com/office/word/2010/wordprocessingCanvas" xmlns:cx="http://schemas.microsoft.com/office/drawing/2014/chartex" xmlns:cx1="http://schemas.microsoft.com/office/drawing/2015/9/8/chartex" xmlns:cx2="http://schemas.microsoft.com/office/drawing/2015/10/21/chartex" xmlns:cx3="http://schemas.microsoft.com/office/drawing/2016/5/9/chartex" xmlns:cx4="http://schemas.microsoft.com/office/drawing/2016/5/10/chartex" xmlns:cx5="http://schemas.microsoft.com/office/drawing/2016/5/11/chartex" xmlns:cx6="http://schemas.microsoft.com/office/drawing/2016/5/12/chartex" xmlns:cx7="http://schemas.microsoft.com/office/drawing/2016/5/13/chartex" xmlns:cx8="http://schemas.microsoft.com/office/drawing/2016/5/14/chartex" xmlns:mc="http://schemas.openxmlformats.org/markup-compatibility/2006" xmlns:aink="http://schemas.microsoft.com/office/drawing/2016/ink" xmlns:am3d="http://schemas.microsoft.com/office/drawing/2017/model3d" xmlns:o="urn:schemas-microsoft-com:office:office" xmlns:oel="http://schemas.microsoft.com/office/2019/extlst" xmlns:r="http://schemas.openxmlformats.org/officeDocument/2006/relationships" xmlns:m="http://schemas.openxmlformats.org/officeDocument/2006/math" xmlns:v="urn:schemas-microsoft-com:vml" xmlns:wp14="http://schemas.microsoft.com/office/word/2010/wordprocessingDrawing" xmlns:wp="http://schemas.openxmlformats.org/drawingml/2006/wordprocessingDrawing" xmlns:w10="urn:schemas-microsoft-com:office:word" xmlns:w="http://schemas.openxmlformats.org/wordprocessingml/2006/main" xmlns:w14="http://schemas.microsoft.com/office/word/2010/wordml" xmlns:w15="http://schemas.microsoft.com/office/word/2012/wordml" xmlns:w16cex="http://schemas.microsoft.com/office/word/2018/wordml/cex" xmlns:w16cid="http://schemas.microsoft.com/office/word/2016/wordml/cid" xmlns:w16="http://schemas.microsoft.com/office/word/2018/wordml" xmlns:w16du="http://schemas.microsoft.com/office/word/2023/wordml/word16du" xmlns:w16sdtdh="http://schemas.microsoft.com/office/word/2020/wordml/sdtdatahash" xmlns:w16sdtfl="http://schemas.microsoft.com/office/word/2024/wordml/sdtformatlock" xmlns:w16se="http://schemas.microsoft.com/office/word/2015/wordml/symex" xmlns:wpg="http://schemas.microsoft.com/office/word/2010/wordprocessingGroup" xmlns:wpi="http://schemas.microsoft.com/office/word/2010/wordprocessingInk" xmlns:wne="http://schemas.microsoft.com/office/word/2006/wordml" xmlns:wps="http://schemas.microsoft.com/office/word/2010/wordprocessingShape" mc:Ignorable="w14 w15 w16se w16cid w16 w16cex w16sdtdh w16sdtfl w16du wp14">
+<w:hdr xmlns:wpc="http://schemas.microsoft.com/office/word/2010/wordprocessingCanvas" xmlns:mc="http://schemas.openxmlformats.org/markup-compatibility/2006" xmlns:o="urn:schemas-microsoft-com:office:office" xmlns:r="http://schemas.openxmlformats.org/officeDocument/2006/relationships" xmlns:m="http://schemas.openxmlformats.org/officeDocument/2006/math" xmlns:v="urn:schemas-microsoft-com:vml" xmlns:wp14="http://schemas.microsoft.com/office/word/2010/wordprocessingDrawing" xmlns:wp="http://schemas.openxmlformats.org/drawingml/2006/wordprocessingDrawing" xmlns:w10="urn:schemas-microsoft-com:office:word" xmlns:w="http://schemas.openxmlformats.org/wordprocessingml/2006/main" xmlns:w14="http://schemas.microsoft.com/office/word/2010/wordml" xmlns:w15="http://schemas.microsoft.com/office/word/2012/wordml" xmlns:wpg="http://schemas.microsoft.com/office/word/2010/wordprocessingGroup" xmlns:wpi="http://schemas.microsoft.com/office/word/2010/wordprocessingInk" xmlns:wne="http://schemas.microsoft.com/office/word/2006/wordml" xmlns:wps="http://schemas.microsoft.com/office/word/2010/wordprocessingShape" xmlns:wpsCustomData="http://www.wps.cn/officeDocument/2013/wpsCustomData" mc:Ignorable="w14 w15 wp14">
   <w:p>
     <w:pPr>
       <w:jc w:val="right"/>
@@ -2436,98 +2519,12 @@
 </file>
 
 <file path=word/numbering.xml><?xml version="1.0" encoding="utf-8"?>
-<w:numbering xmlns:wpc="http://schemas.microsoft.com/office/word/2010/wordprocessingCanvas" xmlns:cx="http://schemas.microsoft.com/office/drawing/2014/chartex" xmlns:cx1="http://schemas.microsoft.com/office/drawing/2015/9/8/chartex" xmlns:cx2="http://schemas.microsoft.com/office/drawing/2015/10/21/chartex" xmlns:cx3="http://schemas.microsoft.com/office/drawing/2016/5/9/chartex" xmlns:cx4="http://schemas.microsoft.com/office/drawing/2016/5/10/chartex" xmlns:cx5="http://schemas.microsoft.com/office/drawing/2016/5/11/chartex" xmlns:cx6="http://schemas.microsoft.com/office/drawing/2016/5/12/chartex" xmlns:cx7="http://schemas.microsoft.com/office/drawing/2016/5/13/chartex" xmlns:cx8="http://schemas.microsoft.com/office/drawing/2016/5/14/chartex" xmlns:mc="http://schemas.openxmlformats.org/markup-compatibility/2006" xmlns:aink="http://schemas.microsoft.com/office/drawing/2016/ink" xmlns:am3d="http://schemas.microsoft.com/office/drawing/2017/model3d" xmlns:o="urn:schemas-microsoft-com:office:office" xmlns:oel="http://schemas.microsoft.com/office/2019/extlst" xmlns:r="http://schemas.openxmlformats.org/officeDocument/2006/relationships" xmlns:m="http://schemas.openxmlformats.org/officeDocument/2006/math" xmlns:v="urn:schemas-microsoft-com:vml" xmlns:wp14="http://schemas.microsoft.com/office/word/2010/wordprocessingDrawing" xmlns:wp="http://schemas.openxmlformats.org/drawingml/2006/wordprocessingDrawing" xmlns:w10="urn:schemas-microsoft-com:office:word" xmlns:w="http://schemas.openxmlformats.org/wordprocessingml/2006/main" xmlns:w14="http://schemas.microsoft.com/office/word/2010/wordml" xmlns:w15="http://schemas.microsoft.com/office/word/2012/wordml" xmlns:w16cex="http://schemas.microsoft.com/office/word/2018/wordml/cex" xmlns:w16cid="http://schemas.microsoft.com/office/word/2016/wordml/cid" xmlns:w16="http://schemas.microsoft.com/office/word/2018/wordml" xmlns:w16du="http://schemas.microsoft.com/office/word/2023/wordml/word16du" xmlns:w16sdtdh="http://schemas.microsoft.com/office/word/2020/wordml/sdtdatahash" xmlns:w16sdtfl="http://schemas.microsoft.com/office/word/2024/wordml/sdtformatlock" xmlns:w16se="http://schemas.microsoft.com/office/word/2015/wordml/symex" xmlns:wpg="http://schemas.microsoft.com/office/word/2010/wordprocessingGroup" xmlns:wpi="http://schemas.microsoft.com/office/word/2010/wordprocessingInk" xmlns:wne="http://schemas.microsoft.com/office/word/2006/wordml" xmlns:wps="http://schemas.microsoft.com/office/word/2010/wordprocessingShape" mc:Ignorable="w14 w15 w16se w16cid w16 w16cex w16sdtdh w16sdtfl w16du wp14">
-  <w:abstractNum w:abstractNumId="0" w15:restartNumberingAfterBreak="0">
-    <w:nsid w:val="011C32B4"/>
-    <w:multiLevelType w:val="hybridMultilevel"/>
-    <w:tmpl w:val="00DA128A"/>
-    <w:lvl w:ilvl="0" w:tplc="BA8078EA">
-      <w:start w:val="1"/>
-      <w:numFmt w:val="bullet"/>
-      <w:lvlText w:val="●"/>
-      <w:lvlJc w:val="left"/>
-      <w:pPr>
-        <w:ind w:left="720" w:hanging="360"/>
-      </w:pPr>
-    </w:lvl>
-    <w:lvl w:ilvl="1" w:tplc="26D872AC">
-      <w:start w:val="1"/>
-      <w:numFmt w:val="bullet"/>
-      <w:lvlText w:val="○"/>
-      <w:lvlJc w:val="left"/>
-      <w:pPr>
-        <w:ind w:left="1440" w:hanging="360"/>
-      </w:pPr>
-    </w:lvl>
-    <w:lvl w:ilvl="2" w:tplc="A2EEF27C">
-      <w:start w:val="1"/>
-      <w:numFmt w:val="bullet"/>
-      <w:lvlText w:val="■"/>
-      <w:lvlJc w:val="left"/>
-      <w:pPr>
-        <w:ind w:left="2160" w:hanging="360"/>
-      </w:pPr>
-    </w:lvl>
-    <w:lvl w:ilvl="3" w:tplc="0CC2C870">
-      <w:start w:val="1"/>
-      <w:numFmt w:val="bullet"/>
-      <w:lvlText w:val="●"/>
-      <w:lvlJc w:val="left"/>
-      <w:pPr>
-        <w:ind w:left="2880" w:hanging="360"/>
-      </w:pPr>
-    </w:lvl>
-    <w:lvl w:ilvl="4" w:tplc="23165F50">
-      <w:start w:val="1"/>
-      <w:numFmt w:val="bullet"/>
-      <w:lvlText w:val="○"/>
-      <w:lvlJc w:val="left"/>
-      <w:pPr>
-        <w:ind w:left="3600" w:hanging="360"/>
-      </w:pPr>
-    </w:lvl>
-    <w:lvl w:ilvl="5" w:tplc="F2F66ADE">
-      <w:start w:val="1"/>
-      <w:numFmt w:val="bullet"/>
-      <w:lvlText w:val="■"/>
-      <w:lvlJc w:val="left"/>
-      <w:pPr>
-        <w:ind w:left="4320" w:hanging="360"/>
-      </w:pPr>
-    </w:lvl>
-    <w:lvl w:ilvl="6" w:tplc="3C864236">
-      <w:start w:val="1"/>
-      <w:numFmt w:val="bullet"/>
-      <w:lvlText w:val="●"/>
-      <w:lvlJc w:val="left"/>
-      <w:pPr>
-        <w:ind w:left="5040" w:hanging="360"/>
-      </w:pPr>
-    </w:lvl>
-    <w:lvl w:ilvl="7" w:tplc="6180E2CC">
-      <w:start w:val="1"/>
-      <w:numFmt w:val="bullet"/>
-      <w:lvlText w:val="●"/>
-      <w:lvlJc w:val="left"/>
-      <w:pPr>
-        <w:ind w:left="5760" w:hanging="360"/>
-      </w:pPr>
-    </w:lvl>
-    <w:lvl w:ilvl="8" w:tplc="377E43DA">
-      <w:start w:val="1"/>
-      <w:numFmt w:val="bullet"/>
-      <w:lvlText w:val="●"/>
-      <w:lvlJc w:val="left"/>
-      <w:pPr>
-        <w:ind w:left="6480" w:hanging="360"/>
-      </w:pPr>
-    </w:lvl>
-  </w:abstractNum>
-  <w:abstractNum w:abstractNumId="1" w15:restartNumberingAfterBreak="0">
+<w:numbering xmlns:wpc="http://schemas.microsoft.com/office/word/2010/wordprocessingCanvas" xmlns:mc="http://schemas.openxmlformats.org/markup-compatibility/2006" xmlns:o="urn:schemas-microsoft-com:office:office" xmlns:r="http://schemas.openxmlformats.org/officeDocument/2006/relationships" xmlns:m="http://schemas.openxmlformats.org/officeDocument/2006/math" xmlns:v="urn:schemas-microsoft-com:vml" xmlns:wp14="http://schemas.microsoft.com/office/word/2010/wordprocessingDrawing" xmlns:wp="http://schemas.openxmlformats.org/drawingml/2006/wordprocessingDrawing" xmlns:w10="urn:schemas-microsoft-com:office:word" xmlns:w="http://schemas.openxmlformats.org/wordprocessingml/2006/main" xmlns:w14="http://schemas.microsoft.com/office/word/2010/wordml" xmlns:wpg="http://schemas.microsoft.com/office/word/2010/wordprocessingGroup" xmlns:wpi="http://schemas.microsoft.com/office/word/2010/wordprocessingInk" xmlns:wne="http://schemas.microsoft.com/office/word/2006/wordml" xmlns:wps="http://schemas.microsoft.com/office/word/2010/wordprocessingShape" xmlns:wpsCustomData="http://www.wps.cn/officeDocument/2013/wpsCustomData" mc:Ignorable="w14 wp14">
+  <w:abstractNum w:abstractNumId="0">
     <w:nsid w:val="185B089D"/>
-    <w:multiLevelType w:val="hybridMultilevel"/>
-    <w:tmpl w:val="3EFCD4CA"/>
-    <w:lvl w:ilvl="0" w:tplc="E870C1E6">
+    <w:multiLevelType w:val="multilevel"/>
+    <w:tmpl w:val="185B089D"/>
+    <w:lvl w:ilvl="0" w:tentative="0">
       <w:start w:val="1"/>
       <w:numFmt w:val="bullet"/>
       <w:lvlText w:val="•"/>
@@ -2536,55 +2533,57 @@
         <w:ind w:left="720" w:hanging="360"/>
       </w:pPr>
     </w:lvl>
-    <w:lvl w:ilvl="1" w:tplc="4CDE3940">
+    <w:lvl w:ilvl="1" w:tentative="0">
+      <w:start w:val="0"/>
       <w:numFmt w:val="decimal"/>
       <w:lvlText w:val=""/>
       <w:lvlJc w:val="left"/>
     </w:lvl>
-    <w:lvl w:ilvl="2" w:tplc="DC50A304">
+    <w:lvl w:ilvl="2" w:tentative="0">
+      <w:start w:val="0"/>
       <w:numFmt w:val="decimal"/>
       <w:lvlText w:val=""/>
       <w:lvlJc w:val="left"/>
     </w:lvl>
-    <w:lvl w:ilvl="3" w:tplc="57EC7E32">
+    <w:lvl w:ilvl="3" w:tentative="0">
+      <w:start w:val="0"/>
       <w:numFmt w:val="decimal"/>
       <w:lvlText w:val=""/>
       <w:lvlJc w:val="left"/>
     </w:lvl>
-    <w:lvl w:ilvl="4" w:tplc="A73EA3BA">
+    <w:lvl w:ilvl="4" w:tentative="0">
+      <w:start w:val="0"/>
       <w:numFmt w:val="decimal"/>
       <w:lvlText w:val=""/>
       <w:lvlJc w:val="left"/>
     </w:lvl>
-    <w:lvl w:ilvl="5" w:tplc="A184E2DC">
+    <w:lvl w:ilvl="5" w:tentative="0">
+      <w:start w:val="0"/>
       <w:numFmt w:val="decimal"/>
       <w:lvlText w:val=""/>
       <w:lvlJc w:val="left"/>
     </w:lvl>
-    <w:lvl w:ilvl="6" w:tplc="B8AE66A6">
+    <w:lvl w:ilvl="6" w:tentative="0">
+      <w:start w:val="0"/>
       <w:numFmt w:val="decimal"/>
       <w:lvlText w:val=""/>
       <w:lvlJc w:val="left"/>
     </w:lvl>
-    <w:lvl w:ilvl="7" w:tplc="47001DF6">
+    <w:lvl w:ilvl="7" w:tentative="0">
+      <w:start w:val="0"/>
       <w:numFmt w:val="decimal"/>
       <w:lvlText w:val=""/>
       <w:lvlJc w:val="left"/>
     </w:lvl>
-    <w:lvl w:ilvl="8" w:tplc="CCE62576">
+    <w:lvl w:ilvl="8" w:tentative="0">
+      <w:start w:val="0"/>
       <w:numFmt w:val="decimal"/>
       <w:lvlText w:val=""/>
       <w:lvlJc w:val="left"/>
     </w:lvl>
   </w:abstractNum>
-  <w:num w:numId="1" w16cid:durableId="1027945984">
+  <w:num w:numId="1">
     <w:abstractNumId w:val="0"/>
-    <w:lvlOverride w:ilvl="0">
-      <w:startOverride w:val="1"/>
-    </w:lvlOverride>
-  </w:num>
-  <w:num w:numId="2" w16cid:durableId="603270578">
-    <w:abstractNumId w:val="1"/>
     <w:lvlOverride w:ilvl="0">
       <w:startOverride w:val="1"/>
     </w:lvlOverride>
@@ -2593,502 +2592,254 @@
 </file>
 
 <file path=word/styles.xml><?xml version="1.0" encoding="utf-8"?>
-<w:styles xmlns:mc="http://schemas.openxmlformats.org/markup-compatibility/2006" xmlns:r="http://schemas.openxmlformats.org/officeDocument/2006/relationships" xmlns:w="http://schemas.openxmlformats.org/wordprocessingml/2006/main" xmlns:w14="http://schemas.microsoft.com/office/word/2010/wordml" xmlns:w15="http://schemas.microsoft.com/office/word/2012/wordml" xmlns:w16cex="http://schemas.microsoft.com/office/word/2018/wordml/cex" xmlns:w16cid="http://schemas.microsoft.com/office/word/2016/wordml/cid" xmlns:w16="http://schemas.microsoft.com/office/word/2018/wordml" xmlns:w16du="http://schemas.microsoft.com/office/word/2023/wordml/word16du" xmlns:w16sdtdh="http://schemas.microsoft.com/office/word/2020/wordml/sdtdatahash" xmlns:w16sdtfl="http://schemas.microsoft.com/office/word/2024/wordml/sdtformatlock" xmlns:w16se="http://schemas.microsoft.com/office/word/2015/wordml/symex" mc:Ignorable="w14 w15 w16se w16cid w16 w16cex w16sdtdh w16sdtfl w16du">
+<w:styles xmlns:mc="http://schemas.openxmlformats.org/markup-compatibility/2006" xmlns:o="urn:schemas-microsoft-com:office:office" xmlns:r="http://schemas.openxmlformats.org/officeDocument/2006/relationships" xmlns:m="http://schemas.openxmlformats.org/officeDocument/2006/math" xmlns:v="urn:schemas-microsoft-com:vml" xmlns:w="http://schemas.openxmlformats.org/wordprocessingml/2006/main" xmlns:w14="http://schemas.microsoft.com/office/word/2010/wordml" xmlns:w10="urn:schemas-microsoft-com:office:word" xmlns:sl="http://schemas.openxmlformats.org/schemaLibrary/2006/main" xmlns:wpsCustomData="http://www.wps.cn/officeDocument/2013/wpsCustomData" mc:Ignorable="w14">
   <w:docDefaults>
     <w:rPrDefault>
       <w:rPr>
-        <w:rFonts w:ascii="Arial" w:eastAsia="Arial" w:hAnsi="Arial" w:cs="Arial"/>
-        <w:sz w:val="22"/>
-        <w:szCs w:val="22"/>
-        <w:lang w:val="fr-FR" w:eastAsia="fr-FR" w:bidi="ar-SA"/>
+        <w:rFonts w:ascii="Arial" w:hAnsi="Arial" w:eastAsia="Arial" w:cs="Arial"/>
       </w:rPr>
     </w:rPrDefault>
     <w:pPrDefault/>
   </w:docDefaults>
-  <w:latentStyles w:defLockedState="0" w:defUIPriority="99" w:defSemiHidden="0" w:defUnhideWhenUsed="0" w:defQFormat="0" w:count="376">
-    <w:lsdException w:name="Normal" w:uiPriority="0" w:qFormat="1"/>
-    <w:lsdException w:name="heading 1" w:uiPriority="9" w:qFormat="1"/>
-    <w:lsdException w:name="heading 2" w:semiHidden="1" w:uiPriority="9" w:unhideWhenUsed="1" w:qFormat="1"/>
-    <w:lsdException w:name="heading 3" w:semiHidden="1" w:uiPriority="9" w:unhideWhenUsed="1" w:qFormat="1"/>
-    <w:lsdException w:name="heading 4" w:semiHidden="1" w:uiPriority="9" w:unhideWhenUsed="1" w:qFormat="1"/>
-    <w:lsdException w:name="heading 5" w:semiHidden="1" w:uiPriority="9" w:unhideWhenUsed="1" w:qFormat="1"/>
-    <w:lsdException w:name="heading 6" w:semiHidden="1" w:uiPriority="9" w:unhideWhenUsed="1" w:qFormat="1"/>
-    <w:lsdException w:name="heading 7" w:semiHidden="1" w:uiPriority="9" w:unhideWhenUsed="1" w:qFormat="1"/>
-    <w:lsdException w:name="heading 8" w:semiHidden="1" w:uiPriority="9" w:unhideWhenUsed="1" w:qFormat="1"/>
-    <w:lsdException w:name="heading 9" w:semiHidden="1" w:uiPriority="9" w:unhideWhenUsed="1" w:qFormat="1"/>
-    <w:lsdException w:name="index 1" w:semiHidden="1" w:unhideWhenUsed="1"/>
-    <w:lsdException w:name="index 2" w:semiHidden="1" w:unhideWhenUsed="1"/>
-    <w:lsdException w:name="index 3" w:semiHidden="1" w:unhideWhenUsed="1"/>
-    <w:lsdException w:name="index 4" w:semiHidden="1" w:unhideWhenUsed="1"/>
-    <w:lsdException w:name="index 5" w:semiHidden="1" w:unhideWhenUsed="1"/>
-    <w:lsdException w:name="index 6" w:semiHidden="1" w:unhideWhenUsed="1"/>
-    <w:lsdException w:name="index 7" w:semiHidden="1" w:unhideWhenUsed="1"/>
-    <w:lsdException w:name="index 8" w:semiHidden="1" w:unhideWhenUsed="1"/>
-    <w:lsdException w:name="index 9" w:semiHidden="1" w:unhideWhenUsed="1"/>
-    <w:lsdException w:name="toc 1" w:semiHidden="1" w:uiPriority="39" w:unhideWhenUsed="1"/>
-    <w:lsdException w:name="toc 2" w:semiHidden="1" w:uiPriority="39" w:unhideWhenUsed="1"/>
-    <w:lsdException w:name="toc 3" w:semiHidden="1" w:uiPriority="39" w:unhideWhenUsed="1"/>
-    <w:lsdException w:name="toc 4" w:semiHidden="1" w:uiPriority="39" w:unhideWhenUsed="1"/>
-    <w:lsdException w:name="toc 5" w:semiHidden="1" w:uiPriority="39" w:unhideWhenUsed="1"/>
-    <w:lsdException w:name="toc 6" w:semiHidden="1" w:uiPriority="39" w:unhideWhenUsed="1"/>
-    <w:lsdException w:name="toc 7" w:semiHidden="1" w:uiPriority="39" w:unhideWhenUsed="1"/>
-    <w:lsdException w:name="toc 8" w:semiHidden="1" w:uiPriority="39" w:unhideWhenUsed="1"/>
-    <w:lsdException w:name="toc 9" w:semiHidden="1" w:uiPriority="39" w:unhideWhenUsed="1"/>
-    <w:lsdException w:name="Normal Indent" w:semiHidden="1" w:unhideWhenUsed="1"/>
-    <w:lsdException w:name="footnote text" w:semiHidden="1" w:unhideWhenUsed="1"/>
-    <w:lsdException w:name="annotation text" w:semiHidden="1" w:unhideWhenUsed="1"/>
-    <w:lsdException w:name="header" w:semiHidden="1" w:unhideWhenUsed="1"/>
-    <w:lsdException w:name="footer" w:semiHidden="1" w:unhideWhenUsed="1"/>
-    <w:lsdException w:name="index heading" w:semiHidden="1" w:unhideWhenUsed="1"/>
-    <w:lsdException w:name="caption" w:semiHidden="1" w:uiPriority="35" w:unhideWhenUsed="1" w:qFormat="1"/>
-    <w:lsdException w:name="table of figures" w:semiHidden="1" w:unhideWhenUsed="1"/>
-    <w:lsdException w:name="envelope address" w:semiHidden="1" w:unhideWhenUsed="1"/>
-    <w:lsdException w:name="envelope return" w:semiHidden="1" w:unhideWhenUsed="1"/>
-    <w:lsdException w:name="footnote reference" w:semiHidden="1" w:unhideWhenUsed="1"/>
-    <w:lsdException w:name="annotation reference" w:semiHidden="1" w:unhideWhenUsed="1"/>
-    <w:lsdException w:name="line number" w:semiHidden="1" w:unhideWhenUsed="1"/>
-    <w:lsdException w:name="page number" w:semiHidden="1" w:unhideWhenUsed="1"/>
-    <w:lsdException w:name="endnote reference" w:semiHidden="1" w:unhideWhenUsed="1"/>
-    <w:lsdException w:name="endnote text" w:semiHidden="1" w:unhideWhenUsed="1"/>
-    <w:lsdException w:name="table of authorities" w:semiHidden="1" w:unhideWhenUsed="1"/>
-    <w:lsdException w:name="macro" w:semiHidden="1" w:unhideWhenUsed="1"/>
-    <w:lsdException w:name="toa heading" w:semiHidden="1" w:unhideWhenUsed="1"/>
-    <w:lsdException w:name="List" w:semiHidden="1" w:unhideWhenUsed="1"/>
-    <w:lsdException w:name="List Bullet" w:semiHidden="1" w:unhideWhenUsed="1"/>
-    <w:lsdException w:name="List Number" w:semiHidden="1" w:unhideWhenUsed="1"/>
-    <w:lsdException w:name="List 2" w:semiHidden="1" w:unhideWhenUsed="1"/>
-    <w:lsdException w:name="List 3" w:semiHidden="1" w:unhideWhenUsed="1"/>
-    <w:lsdException w:name="List 4" w:semiHidden="1" w:unhideWhenUsed="1"/>
-    <w:lsdException w:name="List 5" w:semiHidden="1" w:unhideWhenUsed="1"/>
-    <w:lsdException w:name="List Bullet 2" w:semiHidden="1" w:unhideWhenUsed="1"/>
-    <w:lsdException w:name="List Bullet 3" w:semiHidden="1" w:unhideWhenUsed="1"/>
-    <w:lsdException w:name="List Bullet 4" w:semiHidden="1" w:unhideWhenUsed="1"/>
-    <w:lsdException w:name="List Bullet 5" w:semiHidden="1" w:unhideWhenUsed="1"/>
-    <w:lsdException w:name="List Number 2" w:semiHidden="1" w:unhideWhenUsed="1"/>
-    <w:lsdException w:name="List Number 3" w:semiHidden="1" w:unhideWhenUsed="1"/>
-    <w:lsdException w:name="List Number 4" w:semiHidden="1" w:unhideWhenUsed="1"/>
-    <w:lsdException w:name="List Number 5" w:semiHidden="1" w:unhideWhenUsed="1"/>
-    <w:lsdException w:name="Title" w:uiPriority="10" w:qFormat="1"/>
-    <w:lsdException w:name="Closing" w:semiHidden="1" w:unhideWhenUsed="1"/>
-    <w:lsdException w:name="Signature" w:semiHidden="1" w:unhideWhenUsed="1"/>
-    <w:lsdException w:name="Default Paragraph Font" w:semiHidden="1" w:uiPriority="1" w:unhideWhenUsed="1"/>
-    <w:lsdException w:name="Body Text" w:semiHidden="1" w:unhideWhenUsed="1"/>
-    <w:lsdException w:name="Body Text Indent" w:semiHidden="1" w:unhideWhenUsed="1"/>
-    <w:lsdException w:name="List Continue" w:semiHidden="1" w:unhideWhenUsed="1"/>
-    <w:lsdException w:name="List Continue 2" w:semiHidden="1" w:unhideWhenUsed="1"/>
-    <w:lsdException w:name="List Continue 3" w:semiHidden="1" w:unhideWhenUsed="1"/>
-    <w:lsdException w:name="List Continue 4" w:semiHidden="1" w:unhideWhenUsed="1"/>
-    <w:lsdException w:name="List Continue 5" w:semiHidden="1" w:unhideWhenUsed="1"/>
-    <w:lsdException w:name="Message Header" w:semiHidden="1" w:unhideWhenUsed="1"/>
-    <w:lsdException w:name="Subtitle" w:uiPriority="11" w:qFormat="1"/>
-    <w:lsdException w:name="Salutation" w:semiHidden="1" w:unhideWhenUsed="1"/>
-    <w:lsdException w:name="Date" w:semiHidden="1" w:unhideWhenUsed="1"/>
-    <w:lsdException w:name="Body Text First Indent" w:semiHidden="1" w:unhideWhenUsed="1"/>
-    <w:lsdException w:name="Body Text First Indent 2" w:semiHidden="1" w:unhideWhenUsed="1"/>
-    <w:lsdException w:name="Note Heading" w:semiHidden="1" w:unhideWhenUsed="1"/>
-    <w:lsdException w:name="Body Text 2" w:semiHidden="1" w:unhideWhenUsed="1"/>
-    <w:lsdException w:name="Body Text 3" w:semiHidden="1" w:unhideWhenUsed="1"/>
-    <w:lsdException w:name="Body Text Indent 2" w:semiHidden="1" w:unhideWhenUsed="1"/>
-    <w:lsdException w:name="Body Text Indent 3" w:semiHidden="1" w:unhideWhenUsed="1"/>
-    <w:lsdException w:name="Block Text" w:semiHidden="1" w:unhideWhenUsed="1"/>
-    <w:lsdException w:name="Hyperlink" w:semiHidden="1" w:unhideWhenUsed="1"/>
-    <w:lsdException w:name="FollowedHyperlink" w:semiHidden="1" w:unhideWhenUsed="1"/>
-    <w:lsdException w:name="Strong" w:uiPriority="22" w:qFormat="1"/>
-    <w:lsdException w:name="Emphasis" w:uiPriority="20" w:qFormat="1"/>
-    <w:lsdException w:name="Document Map" w:semiHidden="1" w:unhideWhenUsed="1"/>
-    <w:lsdException w:name="Plain Text" w:semiHidden="1" w:unhideWhenUsed="1"/>
-    <w:lsdException w:name="E-mail Signature" w:semiHidden="1" w:unhideWhenUsed="1"/>
-    <w:lsdException w:name="HTML Top of Form" w:semiHidden="1" w:unhideWhenUsed="1"/>
-    <w:lsdException w:name="HTML Bottom of Form" w:semiHidden="1" w:unhideWhenUsed="1"/>
-    <w:lsdException w:name="Normal (Web)" w:semiHidden="1" w:unhideWhenUsed="1"/>
-    <w:lsdException w:name="HTML Acronym" w:semiHidden="1" w:unhideWhenUsed="1"/>
-    <w:lsdException w:name="HTML Address" w:semiHidden="1" w:unhideWhenUsed="1"/>
-    <w:lsdException w:name="HTML Cite" w:semiHidden="1" w:unhideWhenUsed="1"/>
-    <w:lsdException w:name="HTML Code" w:semiHidden="1" w:unhideWhenUsed="1"/>
-    <w:lsdException w:name="HTML Definition" w:semiHidden="1" w:unhideWhenUsed="1"/>
-    <w:lsdException w:name="HTML Keyboard" w:semiHidden="1" w:unhideWhenUsed="1"/>
-    <w:lsdException w:name="HTML Preformatted" w:semiHidden="1" w:unhideWhenUsed="1"/>
-    <w:lsdException w:name="HTML Sample" w:semiHidden="1" w:unhideWhenUsed="1"/>
-    <w:lsdException w:name="HTML Typewriter" w:semiHidden="1" w:unhideWhenUsed="1"/>
-    <w:lsdException w:name="HTML Variable" w:semiHidden="1" w:unhideWhenUsed="1"/>
-    <w:lsdException w:name="Normal Table" w:semiHidden="1" w:unhideWhenUsed="1"/>
-    <w:lsdException w:name="annotation subject" w:semiHidden="1" w:unhideWhenUsed="1"/>
-    <w:lsdException w:name="No List" w:semiHidden="1" w:unhideWhenUsed="1"/>
-    <w:lsdException w:name="Outline List 1" w:semiHidden="1" w:unhideWhenUsed="1"/>
-    <w:lsdException w:name="Outline List 2" w:semiHidden="1" w:unhideWhenUsed="1"/>
-    <w:lsdException w:name="Outline List 3" w:semiHidden="1" w:unhideWhenUsed="1"/>
-    <w:lsdException w:name="Table Simple 1" w:semiHidden="1" w:unhideWhenUsed="1"/>
-    <w:lsdException w:name="Table Simple 2" w:semiHidden="1" w:unhideWhenUsed="1"/>
-    <w:lsdException w:name="Table Simple 3" w:semiHidden="1" w:unhideWhenUsed="1"/>
-    <w:lsdException w:name="Table Classic 1" w:semiHidden="1" w:unhideWhenUsed="1"/>
-    <w:lsdException w:name="Table Classic 2" w:semiHidden="1" w:unhideWhenUsed="1"/>
-    <w:lsdException w:name="Table Classic 3" w:semiHidden="1" w:unhideWhenUsed="1"/>
-    <w:lsdException w:name="Table Classic 4" w:semiHidden="1" w:unhideWhenUsed="1"/>
-    <w:lsdException w:name="Table Colorful 1" w:semiHidden="1" w:unhideWhenUsed="1"/>
-    <w:lsdException w:name="Table Colorful 2" w:semiHidden="1" w:unhideWhenUsed="1"/>
-    <w:lsdException w:name="Table Colorful 3" w:semiHidden="1" w:unhideWhenUsed="1"/>
-    <w:lsdException w:name="Table Columns 1" w:semiHidden="1" w:unhideWhenUsed="1"/>
-    <w:lsdException w:name="Table Columns 2" w:semiHidden="1" w:unhideWhenUsed="1"/>
-    <w:lsdException w:name="Table Columns 3" w:semiHidden="1" w:unhideWhenUsed="1"/>
-    <w:lsdException w:name="Table Columns 4" w:semiHidden="1" w:unhideWhenUsed="1"/>
-    <w:lsdException w:name="Table Columns 5" w:semiHidden="1" w:unhideWhenUsed="1"/>
-    <w:lsdException w:name="Table Grid 1" w:semiHidden="1" w:unhideWhenUsed="1"/>
-    <w:lsdException w:name="Table Grid 2" w:semiHidden="1" w:unhideWhenUsed="1"/>
-    <w:lsdException w:name="Table Grid 3" w:semiHidden="1" w:unhideWhenUsed="1"/>
-    <w:lsdException w:name="Table Grid 4" w:semiHidden="1" w:unhideWhenUsed="1"/>
-    <w:lsdException w:name="Table Grid 5" w:semiHidden="1" w:unhideWhenUsed="1"/>
-    <w:lsdException w:name="Table Grid 6" w:semiHidden="1" w:unhideWhenUsed="1"/>
-    <w:lsdException w:name="Table Grid 7" w:semiHidden="1" w:unhideWhenUsed="1"/>
-    <w:lsdException w:name="Table Grid 8" w:semiHidden="1" w:unhideWhenUsed="1"/>
-    <w:lsdException w:name="Table List 1" w:semiHidden="1" w:unhideWhenUsed="1"/>
-    <w:lsdException w:name="Table List 2" w:semiHidden="1" w:unhideWhenUsed="1"/>
-    <w:lsdException w:name="Table List 3" w:semiHidden="1" w:unhideWhenUsed="1"/>
-    <w:lsdException w:name="Table List 4" w:semiHidden="1" w:unhideWhenUsed="1"/>
-    <w:lsdException w:name="Table List 5" w:semiHidden="1" w:unhideWhenUsed="1"/>
-    <w:lsdException w:name="Table List 6" w:semiHidden="1" w:unhideWhenUsed="1"/>
-    <w:lsdException w:name="Table List 7" w:semiHidden="1" w:unhideWhenUsed="1"/>
-    <w:lsdException w:name="Table List 8" w:semiHidden="1" w:unhideWhenUsed="1"/>
-    <w:lsdException w:name="Table 3D effects 1" w:semiHidden="1" w:unhideWhenUsed="1"/>
-    <w:lsdException w:name="Table 3D effects 2" w:semiHidden="1" w:unhideWhenUsed="1"/>
-    <w:lsdException w:name="Table 3D effects 3" w:semiHidden="1" w:unhideWhenUsed="1"/>
-    <w:lsdException w:name="Table Contemporary" w:semiHidden="1" w:unhideWhenUsed="1"/>
-    <w:lsdException w:name="Table Elegant" w:semiHidden="1" w:unhideWhenUsed="1"/>
-    <w:lsdException w:name="Table Professional" w:semiHidden="1" w:unhideWhenUsed="1"/>
-    <w:lsdException w:name="Table Subtle 1" w:semiHidden="1" w:unhideWhenUsed="1"/>
-    <w:lsdException w:name="Table Subtle 2" w:semiHidden="1" w:unhideWhenUsed="1"/>
-    <w:lsdException w:name="Table Web 1" w:semiHidden="1" w:unhideWhenUsed="1"/>
-    <w:lsdException w:name="Table Web 2" w:semiHidden="1" w:unhideWhenUsed="1"/>
-    <w:lsdException w:name="Table Web 3" w:semiHidden="1" w:unhideWhenUsed="1"/>
-    <w:lsdException w:name="Balloon Text" w:semiHidden="1" w:unhideWhenUsed="1"/>
-    <w:lsdException w:name="Table Grid" w:uiPriority="39"/>
-    <w:lsdException w:name="Table Theme" w:semiHidden="1" w:unhideWhenUsed="1"/>
-    <w:lsdException w:name="Placeholder Text" w:semiHidden="1"/>
-    <w:lsdException w:name="No Spacing" w:uiPriority="1" w:qFormat="1"/>
-    <w:lsdException w:name="Light Shading" w:uiPriority="60"/>
-    <w:lsdException w:name="Light List" w:uiPriority="61"/>
-    <w:lsdException w:name="Light Grid" w:uiPriority="62"/>
-    <w:lsdException w:name="Medium Shading 1" w:uiPriority="63"/>
-    <w:lsdException w:name="Medium Shading 2" w:uiPriority="64"/>
-    <w:lsdException w:name="Medium List 1" w:uiPriority="65"/>
-    <w:lsdException w:name="Medium List 2" w:uiPriority="66"/>
-    <w:lsdException w:name="Medium Grid 1" w:uiPriority="67"/>
-    <w:lsdException w:name="Medium Grid 2" w:uiPriority="68"/>
-    <w:lsdException w:name="Medium Grid 3" w:uiPriority="69"/>
-    <w:lsdException w:name="Dark List" w:uiPriority="70"/>
-    <w:lsdException w:name="Colorful Shading" w:uiPriority="71"/>
-    <w:lsdException w:name="Colorful List" w:uiPriority="72"/>
-    <w:lsdException w:name="Colorful Grid" w:uiPriority="73"/>
-    <w:lsdException w:name="Light Shading Accent 1" w:uiPriority="60"/>
-    <w:lsdException w:name="Light List Accent 1" w:uiPriority="61"/>
-    <w:lsdException w:name="Light Grid Accent 1" w:uiPriority="62"/>
-    <w:lsdException w:name="Medium Shading 1 Accent 1" w:uiPriority="63"/>
-    <w:lsdException w:name="Medium Shading 2 Accent 1" w:uiPriority="64"/>
-    <w:lsdException w:name="Medium List 1 Accent 1" w:uiPriority="65"/>
-    <w:lsdException w:name="Revision" w:semiHidden="1"/>
-    <w:lsdException w:name="List Paragraph" w:uiPriority="34" w:qFormat="1"/>
-    <w:lsdException w:name="Quote" w:uiPriority="29" w:qFormat="1"/>
-    <w:lsdException w:name="Intense Quote" w:uiPriority="30" w:qFormat="1"/>
-    <w:lsdException w:name="Medium List 2 Accent 1" w:uiPriority="66"/>
-    <w:lsdException w:name="Medium Grid 1 Accent 1" w:uiPriority="67"/>
-    <w:lsdException w:name="Medium Grid 2 Accent 1" w:uiPriority="68"/>
-    <w:lsdException w:name="Medium Grid 3 Accent 1" w:uiPriority="69"/>
-    <w:lsdException w:name="Dark List Accent 1" w:uiPriority="70"/>
-    <w:lsdException w:name="Colorful Shading Accent 1" w:uiPriority="71"/>
-    <w:lsdException w:name="Colorful List Accent 1" w:uiPriority="72"/>
-    <w:lsdException w:name="Colorful Grid Accent 1" w:uiPriority="73"/>
-    <w:lsdException w:name="Light Shading Accent 2" w:uiPriority="60"/>
-    <w:lsdException w:name="Light List Accent 2" w:uiPriority="61"/>
-    <w:lsdException w:name="Light Grid Accent 2" w:uiPriority="62"/>
-    <w:lsdException w:name="Medium Shading 1 Accent 2" w:uiPriority="63"/>
-    <w:lsdException w:name="Medium Shading 2 Accent 2" w:uiPriority="64"/>
-    <w:lsdException w:name="Medium List 1 Accent 2" w:uiPriority="65"/>
-    <w:lsdException w:name="Medium List 2 Accent 2" w:uiPriority="66"/>
-    <w:lsdException w:name="Medium Grid 1 Accent 2" w:uiPriority="67"/>
-    <w:lsdException w:name="Medium Grid 2 Accent 2" w:uiPriority="68"/>
-    <w:lsdException w:name="Medium Grid 3 Accent 2" w:uiPriority="69"/>
-    <w:lsdException w:name="Dark List Accent 2" w:uiPriority="70"/>
-    <w:lsdException w:name="Colorful Shading Accent 2" w:uiPriority="71"/>
-    <w:lsdException w:name="Colorful List Accent 2" w:uiPriority="72"/>
-    <w:lsdException w:name="Colorful Grid Accent 2" w:uiPriority="73"/>
-    <w:lsdException w:name="Light Shading Accent 3" w:uiPriority="60"/>
-    <w:lsdException w:name="Light List Accent 3" w:uiPriority="61"/>
-    <w:lsdException w:name="Light Grid Accent 3" w:uiPriority="62"/>
-    <w:lsdException w:name="Medium Shading 1 Accent 3" w:uiPriority="63"/>
-    <w:lsdException w:name="Medium Shading 2 Accent 3" w:uiPriority="64"/>
-    <w:lsdException w:name="Medium List 1 Accent 3" w:uiPriority="65"/>
-    <w:lsdException w:name="Medium List 2 Accent 3" w:uiPriority="66"/>
-    <w:lsdException w:name="Medium Grid 1 Accent 3" w:uiPriority="67"/>
-    <w:lsdException w:name="Medium Grid 2 Accent 3" w:uiPriority="68"/>
-    <w:lsdException w:name="Medium Grid 3 Accent 3" w:uiPriority="69"/>
-    <w:lsdException w:name="Dark List Accent 3" w:uiPriority="70"/>
-    <w:lsdException w:name="Colorful Shading Accent 3" w:uiPriority="71"/>
-    <w:lsdException w:name="Colorful List Accent 3" w:uiPriority="72"/>
-    <w:lsdException w:name="Colorful Grid Accent 3" w:uiPriority="73"/>
-    <w:lsdException w:name="Light Shading Accent 4" w:uiPriority="60"/>
-    <w:lsdException w:name="Light List Accent 4" w:uiPriority="61"/>
-    <w:lsdException w:name="Light Grid Accent 4" w:uiPriority="62"/>
-    <w:lsdException w:name="Medium Shading 1 Accent 4" w:uiPriority="63"/>
-    <w:lsdException w:name="Medium Shading 2 Accent 4" w:uiPriority="64"/>
-    <w:lsdException w:name="Medium List 1 Accent 4" w:uiPriority="65"/>
-    <w:lsdException w:name="Medium List 2 Accent 4" w:uiPriority="66"/>
-    <w:lsdException w:name="Medium Grid 1 Accent 4" w:uiPriority="67"/>
-    <w:lsdException w:name="Medium Grid 2 Accent 4" w:uiPriority="68"/>
-    <w:lsdException w:name="Medium Grid 3 Accent 4" w:uiPriority="69"/>
-    <w:lsdException w:name="Dark List Accent 4" w:uiPriority="70"/>
-    <w:lsdException w:name="Colorful Shading Accent 4" w:uiPriority="71"/>
-    <w:lsdException w:name="Colorful List Accent 4" w:uiPriority="72"/>
-    <w:lsdException w:name="Colorful Grid Accent 4" w:uiPriority="73"/>
-    <w:lsdException w:name="Light Shading Accent 5" w:uiPriority="60"/>
-    <w:lsdException w:name="Light List Accent 5" w:uiPriority="61"/>
-    <w:lsdException w:name="Light Grid Accent 5" w:uiPriority="62"/>
-    <w:lsdException w:name="Medium Shading 1 Accent 5" w:uiPriority="63"/>
-    <w:lsdException w:name="Medium Shading 2 Accent 5" w:uiPriority="64"/>
-    <w:lsdException w:name="Medium List 1 Accent 5" w:uiPriority="65"/>
-    <w:lsdException w:name="Medium List 2 Accent 5" w:uiPriority="66"/>
-    <w:lsdException w:name="Medium Grid 1 Accent 5" w:uiPriority="67"/>
-    <w:lsdException w:name="Medium Grid 2 Accent 5" w:uiPriority="68"/>
-    <w:lsdException w:name="Medium Grid 3 Accent 5" w:uiPriority="69"/>
-    <w:lsdException w:name="Dark List Accent 5" w:uiPriority="70"/>
-    <w:lsdException w:name="Colorful Shading Accent 5" w:uiPriority="71"/>
-    <w:lsdException w:name="Colorful List Accent 5" w:uiPriority="72"/>
-    <w:lsdException w:name="Colorful Grid Accent 5" w:uiPriority="73"/>
-    <w:lsdException w:name="Light Shading Accent 6" w:uiPriority="60"/>
-    <w:lsdException w:name="Light List Accent 6" w:uiPriority="61"/>
-    <w:lsdException w:name="Light Grid Accent 6" w:uiPriority="62"/>
-    <w:lsdException w:name="Medium Shading 1 Accent 6" w:uiPriority="63"/>
-    <w:lsdException w:name="Medium Shading 2 Accent 6" w:uiPriority="64"/>
-    <w:lsdException w:name="Medium List 1 Accent 6" w:uiPriority="65"/>
-    <w:lsdException w:name="Medium List 2 Accent 6" w:uiPriority="66"/>
-    <w:lsdException w:name="Medium Grid 1 Accent 6" w:uiPriority="67"/>
-    <w:lsdException w:name="Medium Grid 2 Accent 6" w:uiPriority="68"/>
-    <w:lsdException w:name="Medium Grid 3 Accent 6" w:uiPriority="69"/>
-    <w:lsdException w:name="Dark List Accent 6" w:uiPriority="70"/>
-    <w:lsdException w:name="Colorful Shading Accent 6" w:uiPriority="71"/>
-    <w:lsdException w:name="Colorful List Accent 6" w:uiPriority="72"/>
-    <w:lsdException w:name="Colorful Grid Accent 6" w:uiPriority="73"/>
-    <w:lsdException w:name="Subtle Emphasis" w:uiPriority="19" w:qFormat="1"/>
-    <w:lsdException w:name="Intense Emphasis" w:uiPriority="21" w:qFormat="1"/>
-    <w:lsdException w:name="Subtle Reference" w:uiPriority="31" w:qFormat="1"/>
-    <w:lsdException w:name="Intense Reference" w:uiPriority="32" w:qFormat="1"/>
-    <w:lsdException w:name="Book Title" w:uiPriority="33" w:qFormat="1"/>
-    <w:lsdException w:name="Bibliography" w:semiHidden="1" w:uiPriority="37" w:unhideWhenUsed="1"/>
-    <w:lsdException w:name="TOC Heading" w:semiHidden="1" w:uiPriority="39" w:unhideWhenUsed="1" w:qFormat="1"/>
-    <w:lsdException w:name="Plain Table 1" w:uiPriority="41"/>
-    <w:lsdException w:name="Plain Table 2" w:uiPriority="42"/>
-    <w:lsdException w:name="Plain Table 3" w:uiPriority="43"/>
-    <w:lsdException w:name="Plain Table 4" w:uiPriority="44"/>
-    <w:lsdException w:name="Plain Table 5" w:uiPriority="45"/>
-    <w:lsdException w:name="Grid Table Light" w:uiPriority="40"/>
-    <w:lsdException w:name="Grid Table 1 Light" w:uiPriority="46"/>
-    <w:lsdException w:name="Grid Table 2" w:uiPriority="47"/>
-    <w:lsdException w:name="Grid Table 3" w:uiPriority="48"/>
-    <w:lsdException w:name="Grid Table 4" w:uiPriority="49"/>
-    <w:lsdException w:name="Grid Table 5 Dark" w:uiPriority="50"/>
-    <w:lsdException w:name="Grid Table 6 Colorful" w:uiPriority="51"/>
-    <w:lsdException w:name="Grid Table 7 Colorful" w:uiPriority="52"/>
-    <w:lsdException w:name="Grid Table 1 Light Accent 1" w:uiPriority="46"/>
-    <w:lsdException w:name="Grid Table 2 Accent 1" w:uiPriority="47"/>
-    <w:lsdException w:name="Grid Table 3 Accent 1" w:uiPriority="48"/>
-    <w:lsdException w:name="Grid Table 4 Accent 1" w:uiPriority="49"/>
-    <w:lsdException w:name="Grid Table 5 Dark Accent 1" w:uiPriority="50"/>
-    <w:lsdException w:name="Grid Table 6 Colorful Accent 1" w:uiPriority="51"/>
-    <w:lsdException w:name="Grid Table 7 Colorful Accent 1" w:uiPriority="52"/>
-    <w:lsdException w:name="Grid Table 1 Light Accent 2" w:uiPriority="46"/>
-    <w:lsdException w:name="Grid Table 2 Accent 2" w:uiPriority="47"/>
-    <w:lsdException w:name="Grid Table 3 Accent 2" w:uiPriority="48"/>
-    <w:lsdException w:name="Grid Table 4 Accent 2" w:uiPriority="49"/>
-    <w:lsdException w:name="Grid Table 5 Dark Accent 2" w:uiPriority="50"/>
-    <w:lsdException w:name="Grid Table 6 Colorful Accent 2" w:uiPriority="51"/>
-    <w:lsdException w:name="Grid Table 7 Colorful Accent 2" w:uiPriority="52"/>
-    <w:lsdException w:name="Grid Table 1 Light Accent 3" w:uiPriority="46"/>
-    <w:lsdException w:name="Grid Table 2 Accent 3" w:uiPriority="47"/>
-    <w:lsdException w:name="Grid Table 3 Accent 3" w:uiPriority="48"/>
-    <w:lsdException w:name="Grid Table 4 Accent 3" w:uiPriority="49"/>
-    <w:lsdException w:name="Grid Table 5 Dark Accent 3" w:uiPriority="50"/>
-    <w:lsdException w:name="Grid Table 6 Colorful Accent 3" w:uiPriority="51"/>
-    <w:lsdException w:name="Grid Table 7 Colorful Accent 3" w:uiPriority="52"/>
-    <w:lsdException w:name="Grid Table 1 Light Accent 4" w:uiPriority="46"/>
-    <w:lsdException w:name="Grid Table 2 Accent 4" w:uiPriority="47"/>
-    <w:lsdException w:name="Grid Table 3 Accent 4" w:uiPriority="48"/>
-    <w:lsdException w:name="Grid Table 4 Accent 4" w:uiPriority="49"/>
-    <w:lsdException w:name="Grid Table 5 Dark Accent 4" w:uiPriority="50"/>
-    <w:lsdException w:name="Grid Table 6 Colorful Accent 4" w:uiPriority="51"/>
-    <w:lsdException w:name="Grid Table 7 Colorful Accent 4" w:uiPriority="52"/>
-    <w:lsdException w:name="Grid Table 1 Light Accent 5" w:uiPriority="46"/>
-    <w:lsdException w:name="Grid Table 2 Accent 5" w:uiPriority="47"/>
-    <w:lsdException w:name="Grid Table 3 Accent 5" w:uiPriority="48"/>
-    <w:lsdException w:name="Grid Table 4 Accent 5" w:uiPriority="49"/>
-    <w:lsdException w:name="Grid Table 5 Dark Accent 5" w:uiPriority="50"/>
-    <w:lsdException w:name="Grid Table 6 Colorful Accent 5" w:uiPriority="51"/>
-    <w:lsdException w:name="Grid Table 7 Colorful Accent 5" w:uiPriority="52"/>
-    <w:lsdException w:name="Grid Table 1 Light Accent 6" w:uiPriority="46"/>
-    <w:lsdException w:name="Grid Table 2 Accent 6" w:uiPriority="47"/>
-    <w:lsdException w:name="Grid Table 3 Accent 6" w:uiPriority="48"/>
-    <w:lsdException w:name="Grid Table 4 Accent 6" w:uiPriority="49"/>
-    <w:lsdException w:name="Grid Table 5 Dark Accent 6" w:uiPriority="50"/>
-    <w:lsdException w:name="Grid Table 6 Colorful Accent 6" w:uiPriority="51"/>
-    <w:lsdException w:name="Grid Table 7 Colorful Accent 6" w:uiPriority="52"/>
-    <w:lsdException w:name="List Table 1 Light" w:uiPriority="46"/>
-    <w:lsdException w:name="List Table 2" w:uiPriority="47"/>
-    <w:lsdException w:name="List Table 3" w:uiPriority="48"/>
-    <w:lsdException w:name="List Table 4" w:uiPriority="49"/>
-    <w:lsdException w:name="List Table 5 Dark" w:uiPriority="50"/>
-    <w:lsdException w:name="List Table 6 Colorful" w:uiPriority="51"/>
-    <w:lsdException w:name="List Table 7 Colorful" w:uiPriority="52"/>
-    <w:lsdException w:name="List Table 1 Light Accent 1" w:uiPriority="46"/>
-    <w:lsdException w:name="List Table 2 Accent 1" w:uiPriority="47"/>
-    <w:lsdException w:name="List Table 3 Accent 1" w:uiPriority="48"/>
-    <w:lsdException w:name="List Table 4 Accent 1" w:uiPriority="49"/>
-    <w:lsdException w:name="List Table 5 Dark Accent 1" w:uiPriority="50"/>
-    <w:lsdException w:name="List Table 6 Colorful Accent 1" w:uiPriority="51"/>
-    <w:lsdException w:name="List Table 7 Colorful Accent 1" w:uiPriority="52"/>
-    <w:lsdException w:name="List Table 1 Light Accent 2" w:uiPriority="46"/>
-    <w:lsdException w:name="List Table 2 Accent 2" w:uiPriority="47"/>
-    <w:lsdException w:name="List Table 3 Accent 2" w:uiPriority="48"/>
-    <w:lsdException w:name="List Table 4 Accent 2" w:uiPriority="49"/>
-    <w:lsdException w:name="List Table 5 Dark Accent 2" w:uiPriority="50"/>
-    <w:lsdException w:name="List Table 6 Colorful Accent 2" w:uiPriority="51"/>
-    <w:lsdException w:name="List Table 7 Colorful Accent 2" w:uiPriority="52"/>
-    <w:lsdException w:name="List Table 1 Light Accent 3" w:uiPriority="46"/>
-    <w:lsdException w:name="List Table 2 Accent 3" w:uiPriority="47"/>
-    <w:lsdException w:name="List Table 3 Accent 3" w:uiPriority="48"/>
-    <w:lsdException w:name="List Table 4 Accent 3" w:uiPriority="49"/>
-    <w:lsdException w:name="List Table 5 Dark Accent 3" w:uiPriority="50"/>
-    <w:lsdException w:name="List Table 6 Colorful Accent 3" w:uiPriority="51"/>
-    <w:lsdException w:name="List Table 7 Colorful Accent 3" w:uiPriority="52"/>
-    <w:lsdException w:name="List Table 1 Light Accent 4" w:uiPriority="46"/>
-    <w:lsdException w:name="List Table 2 Accent 4" w:uiPriority="47"/>
-    <w:lsdException w:name="List Table 3 Accent 4" w:uiPriority="48"/>
-    <w:lsdException w:name="List Table 4 Accent 4" w:uiPriority="49"/>
-    <w:lsdException w:name="List Table 5 Dark Accent 4" w:uiPriority="50"/>
-    <w:lsdException w:name="List Table 6 Colorful Accent 4" w:uiPriority="51"/>
-    <w:lsdException w:name="List Table 7 Colorful Accent 4" w:uiPriority="52"/>
-    <w:lsdException w:name="List Table 1 Light Accent 5" w:uiPriority="46"/>
-    <w:lsdException w:name="List Table 2 Accent 5" w:uiPriority="47"/>
-    <w:lsdException w:name="List Table 3 Accent 5" w:uiPriority="48"/>
-    <w:lsdException w:name="List Table 4 Accent 5" w:uiPriority="49"/>
-    <w:lsdException w:name="List Table 5 Dark Accent 5" w:uiPriority="50"/>
-    <w:lsdException w:name="List Table 6 Colorful Accent 5" w:uiPriority="51"/>
-    <w:lsdException w:name="List Table 7 Colorful Accent 5" w:uiPriority="52"/>
-    <w:lsdException w:name="List Table 1 Light Accent 6" w:uiPriority="46"/>
-    <w:lsdException w:name="List Table 2 Accent 6" w:uiPriority="47"/>
-    <w:lsdException w:name="List Table 3 Accent 6" w:uiPriority="48"/>
-    <w:lsdException w:name="List Table 4 Accent 6" w:uiPriority="49"/>
-    <w:lsdException w:name="List Table 5 Dark Accent 6" w:uiPriority="50"/>
-    <w:lsdException w:name="List Table 6 Colorful Accent 6" w:uiPriority="51"/>
-    <w:lsdException w:name="List Table 7 Colorful Accent 6" w:uiPriority="52"/>
-    <w:lsdException w:name="Mention" w:semiHidden="1" w:unhideWhenUsed="1"/>
-    <w:lsdException w:name="Smart Hyperlink" w:semiHidden="1" w:unhideWhenUsed="1"/>
-    <w:lsdException w:name="Hashtag" w:semiHidden="1" w:unhideWhenUsed="1"/>
-    <w:lsdException w:name="Unresolved Mention" w:semiHidden="1" w:unhideWhenUsed="1"/>
-    <w:lsdException w:name="Smart Link" w:semiHidden="1" w:unhideWhenUsed="1"/>
+  <w:latentStyles w:count="260" w:defQFormat="0" w:defUnhideWhenUsed="1" w:defSemiHidden="1" w:defUIPriority="99" w:defLockedState="0">
+    <w:lsdException w:qFormat="1" w:unhideWhenUsed="0" w:uiPriority="0" w:semiHidden="0" w:name="Normal"/>
+    <w:lsdException w:qFormat="1" w:unhideWhenUsed="0" w:uiPriority="9" w:semiHidden="0" w:name="heading 1"/>
+    <w:lsdException w:qFormat="1" w:uiPriority="9" w:semiHidden="0" w:name="heading 2"/>
+    <w:lsdException w:qFormat="1" w:uiPriority="9" w:name="heading 3"/>
+    <w:lsdException w:qFormat="1" w:uiPriority="9" w:name="heading 4"/>
+    <w:lsdException w:qFormat="1" w:uiPriority="9" w:name="heading 5"/>
+    <w:lsdException w:qFormat="1" w:uiPriority="9" w:name="heading 6"/>
+    <w:lsdException w:qFormat="1" w:uiPriority="9" w:name="heading 7"/>
+    <w:lsdException w:qFormat="1" w:uiPriority="9" w:name="heading 8"/>
+    <w:lsdException w:qFormat="1" w:uiPriority="9" w:name="heading 9"/>
+    <w:lsdException w:uiPriority="99" w:name="index 1"/>
+    <w:lsdException w:uiPriority="99" w:name="index 2"/>
+    <w:lsdException w:uiPriority="99" w:name="index 3"/>
+    <w:lsdException w:uiPriority="99" w:name="index 4"/>
+    <w:lsdException w:uiPriority="99" w:name="index 5"/>
+    <w:lsdException w:uiPriority="99" w:name="index 6"/>
+    <w:lsdException w:uiPriority="99" w:name="index 7"/>
+    <w:lsdException w:uiPriority="99" w:name="index 8"/>
+    <w:lsdException w:uiPriority="99" w:name="index 9"/>
+    <w:lsdException w:uiPriority="39" w:name="toc 1"/>
+    <w:lsdException w:uiPriority="39" w:name="toc 2"/>
+    <w:lsdException w:uiPriority="39" w:name="toc 3"/>
+    <w:lsdException w:uiPriority="39" w:name="toc 4"/>
+    <w:lsdException w:uiPriority="39" w:name="toc 5"/>
+    <w:lsdException w:uiPriority="39" w:name="toc 6"/>
+    <w:lsdException w:uiPriority="39" w:name="toc 7"/>
+    <w:lsdException w:uiPriority="39" w:name="toc 8"/>
+    <w:lsdException w:uiPriority="39" w:name="toc 9"/>
+    <w:lsdException w:uiPriority="99" w:name="Normal Indent"/>
+    <w:lsdException w:uiPriority="99" w:name="footnote text"/>
+    <w:lsdException w:uiPriority="99" w:name="annotation text"/>
+    <w:lsdException w:uiPriority="99" w:name="header"/>
+    <w:lsdException w:uiPriority="99" w:name="footer"/>
+    <w:lsdException w:uiPriority="99" w:name="index heading"/>
+    <w:lsdException w:qFormat="1" w:uiPriority="35" w:name="caption"/>
+    <w:lsdException w:uiPriority="99" w:name="table of figures"/>
+    <w:lsdException w:uiPriority="99" w:name="envelope address"/>
+    <w:lsdException w:uiPriority="99" w:name="envelope return"/>
+    <w:lsdException w:uiPriority="99" w:name="footnote reference"/>
+    <w:lsdException w:uiPriority="99" w:name="annotation reference"/>
+    <w:lsdException w:uiPriority="99" w:name="line number"/>
+    <w:lsdException w:uiPriority="99" w:name="page number"/>
+    <w:lsdException w:uiPriority="99" w:name="endnote reference"/>
+    <w:lsdException w:uiPriority="99" w:name="endnote text"/>
+    <w:lsdException w:uiPriority="99" w:name="table of authorities"/>
+    <w:lsdException w:uiPriority="99" w:name="macro"/>
+    <w:lsdException w:uiPriority="99" w:name="toa heading"/>
+    <w:lsdException w:uiPriority="99" w:name="List"/>
+    <w:lsdException w:uiPriority="99" w:name="List Bullet"/>
+    <w:lsdException w:uiPriority="99" w:name="List Number"/>
+    <w:lsdException w:uiPriority="99" w:name="List 2"/>
+    <w:lsdException w:uiPriority="99" w:name="List 3"/>
+    <w:lsdException w:uiPriority="99" w:name="List 4"/>
+    <w:lsdException w:uiPriority="99" w:name="List 5"/>
+    <w:lsdException w:uiPriority="99" w:name="List Bullet 2"/>
+    <w:lsdException w:uiPriority="99" w:name="List Bullet 3"/>
+    <w:lsdException w:uiPriority="99" w:name="List Bullet 4"/>
+    <w:lsdException w:uiPriority="99" w:name="List Bullet 5"/>
+    <w:lsdException w:uiPriority="99" w:name="List Number 2"/>
+    <w:lsdException w:uiPriority="99" w:name="List Number 3"/>
+    <w:lsdException w:uiPriority="99" w:name="List Number 4"/>
+    <w:lsdException w:uiPriority="99" w:name="List Number 5"/>
+    <w:lsdException w:qFormat="1" w:unhideWhenUsed="0" w:uiPriority="10" w:semiHidden="0" w:name="Title"/>
+    <w:lsdException w:uiPriority="99" w:name="Closing"/>
+    <w:lsdException w:uiPriority="99" w:name="Signature"/>
+    <w:lsdException w:uiPriority="1" w:name="Default Paragraph Font"/>
+    <w:lsdException w:uiPriority="99" w:name="Body Text"/>
+    <w:lsdException w:uiPriority="99" w:name="Body Text Indent"/>
+    <w:lsdException w:uiPriority="99" w:name="List Continue"/>
+    <w:lsdException w:uiPriority="99" w:name="List Continue 2"/>
+    <w:lsdException w:uiPriority="99" w:name="List Continue 3"/>
+    <w:lsdException w:uiPriority="99" w:name="List Continue 4"/>
+    <w:lsdException w:uiPriority="99" w:name="List Continue 5"/>
+    <w:lsdException w:uiPriority="99" w:name="Message Header"/>
+    <w:lsdException w:qFormat="1" w:unhideWhenUsed="0" w:uiPriority="11" w:semiHidden="0" w:name="Subtitle"/>
+    <w:lsdException w:uiPriority="99" w:name="Salutation"/>
+    <w:lsdException w:uiPriority="99" w:name="Date"/>
+    <w:lsdException w:uiPriority="99" w:name="Body Text First Indent"/>
+    <w:lsdException w:uiPriority="99" w:name="Body Text First Indent 2"/>
+    <w:lsdException w:uiPriority="99" w:name="Note Heading"/>
+    <w:lsdException w:uiPriority="99" w:name="Body Text 2"/>
+    <w:lsdException w:uiPriority="99" w:name="Body Text 3"/>
+    <w:lsdException w:uiPriority="99" w:name="Body Text Indent 2"/>
+    <w:lsdException w:uiPriority="99" w:name="Body Text Indent 3"/>
+    <w:lsdException w:uiPriority="99" w:name="Block Text"/>
+    <w:lsdException w:uiPriority="99" w:semiHidden="0" w:name="Hyperlink"/>
+    <w:lsdException w:uiPriority="99" w:name="FollowedHyperlink"/>
+    <w:lsdException w:qFormat="1" w:unhideWhenUsed="0" w:uiPriority="22" w:semiHidden="0" w:name="Strong"/>
+    <w:lsdException w:qFormat="1" w:unhideWhenUsed="0" w:uiPriority="20" w:semiHidden="0" w:name="Emphasis"/>
+    <w:lsdException w:uiPriority="99" w:name="Document Map"/>
+    <w:lsdException w:uiPriority="99" w:name="Plain Text"/>
+    <w:lsdException w:uiPriority="99" w:name="E-mail Signature"/>
+    <w:lsdException w:uiPriority="99" w:name="Normal (Web)"/>
+    <w:lsdException w:uiPriority="99" w:name="HTML Acronym"/>
+    <w:lsdException w:uiPriority="99" w:name="HTML Address"/>
+    <w:lsdException w:uiPriority="99" w:name="HTML Cite"/>
+    <w:lsdException w:uiPriority="99" w:name="HTML Code"/>
+    <w:lsdException w:uiPriority="99" w:name="HTML Definition"/>
+    <w:lsdException w:uiPriority="99" w:name="HTML Keyboard"/>
+    <w:lsdException w:uiPriority="99" w:name="HTML Preformatted"/>
+    <w:lsdException w:uiPriority="99" w:name="HTML Sample"/>
+    <w:lsdException w:uiPriority="99" w:name="HTML Typewriter"/>
+    <w:lsdException w:uiPriority="99" w:name="HTML Variable"/>
+    <w:lsdException w:uiPriority="99" w:name="Normal Table"/>
+    <w:lsdException w:uiPriority="99" w:name="annotation subject"/>
+    <w:lsdException w:uiPriority="99" w:name="Balloon Text"/>
+    <w:lsdException w:qFormat="1" w:unhideWhenUsed="0" w:uiPriority="0" w:semiHidden="0" w:name="List Paragraph"/>
   </w:latentStyles>
-  <w:style w:type="paragraph" w:default="1" w:styleId="Normal">
+  <w:style w:type="paragraph" w:default="1" w:styleId="1">
     <w:name w:val="Normal"/>
     <w:qFormat/>
+    <w:uiPriority w:val="0"/>
+    <w:rPr>
+      <w:rFonts w:ascii="Arial" w:hAnsi="Arial" w:eastAsia="Arial" w:cs="Arial"/>
+      <w:sz w:val="22"/>
+      <w:szCs w:val="22"/>
+      <w:lang w:val="fr-FR" w:eastAsia="fr-FR" w:bidi="ar-SA"/>
+    </w:rPr>
   </w:style>
-  <w:style w:type="paragraph" w:styleId="Titre1">
+  <w:style w:type="paragraph" w:styleId="2">
     <w:name w:val="heading 1"/>
+    <w:qFormat/>
     <w:uiPriority w:val="9"/>
-    <w:qFormat/>
     <w:pPr>
       <w:spacing w:before="360" w:after="200"/>
       <w:outlineLvl w:val="0"/>
     </w:pPr>
     <w:rPr>
+      <w:rFonts w:ascii="Arial" w:hAnsi="Arial" w:eastAsia="Arial" w:cs="Arial"/>
       <w:b/>
       <w:bCs/>
       <w:color w:val="1F4E5F"/>
       <w:sz w:val="30"/>
       <w:szCs w:val="30"/>
+      <w:lang w:val="fr-FR" w:eastAsia="fr-FR" w:bidi="ar-SA"/>
     </w:rPr>
   </w:style>
-  <w:style w:type="paragraph" w:styleId="Titre2">
+  <w:style w:type="paragraph" w:styleId="3">
     <w:name w:val="heading 2"/>
-    <w:uiPriority w:val="9"/>
     <w:unhideWhenUsed/>
     <w:qFormat/>
+    <w:uiPriority w:val="9"/>
     <w:pPr>
       <w:spacing w:before="280" w:after="160"/>
       <w:outlineLvl w:val="1"/>
     </w:pPr>
     <w:rPr>
+      <w:rFonts w:ascii="Arial" w:hAnsi="Arial" w:eastAsia="Arial" w:cs="Arial"/>
       <w:b/>
       <w:bCs/>
       <w:color w:val="2E75B6"/>
       <w:sz w:val="25"/>
       <w:szCs w:val="25"/>
+      <w:lang w:val="fr-FR" w:eastAsia="fr-FR" w:bidi="ar-SA"/>
     </w:rPr>
   </w:style>
-  <w:style w:type="paragraph" w:styleId="Titre3">
+  <w:style w:type="paragraph" w:styleId="4">
     <w:name w:val="heading 3"/>
-    <w:uiPriority w:val="9"/>
     <w:semiHidden/>
     <w:unhideWhenUsed/>
     <w:qFormat/>
+    <w:uiPriority w:val="9"/>
     <w:pPr>
       <w:outlineLvl w:val="2"/>
     </w:pPr>
     <w:rPr>
+      <w:rFonts w:ascii="Arial" w:hAnsi="Arial" w:eastAsia="Arial" w:cs="Arial"/>
       <w:color w:val="1F4D78"/>
       <w:sz w:val="24"/>
       <w:szCs w:val="24"/>
+      <w:lang w:val="fr-FR" w:eastAsia="fr-FR" w:bidi="ar-SA"/>
     </w:rPr>
   </w:style>
-  <w:style w:type="paragraph" w:styleId="Titre4">
+  <w:style w:type="paragraph" w:styleId="5">
     <w:name w:val="heading 4"/>
-    <w:uiPriority w:val="9"/>
     <w:semiHidden/>
     <w:unhideWhenUsed/>
     <w:qFormat/>
+    <w:uiPriority w:val="9"/>
     <w:pPr>
       <w:outlineLvl w:val="3"/>
     </w:pPr>
     <w:rPr>
+      <w:rFonts w:ascii="Arial" w:hAnsi="Arial" w:eastAsia="Arial" w:cs="Arial"/>
       <w:i/>
       <w:iCs/>
       <w:color w:val="2E74B5"/>
+      <w:sz w:val="22"/>
+      <w:szCs w:val="22"/>
+      <w:lang w:val="fr-FR" w:eastAsia="fr-FR" w:bidi="ar-SA"/>
     </w:rPr>
   </w:style>
-  <w:style w:type="paragraph" w:styleId="Titre5">
+  <w:style w:type="paragraph" w:styleId="6">
     <w:name w:val="heading 5"/>
-    <w:uiPriority w:val="9"/>
     <w:semiHidden/>
     <w:unhideWhenUsed/>
     <w:qFormat/>
+    <w:uiPriority w:val="9"/>
     <w:pPr>
       <w:outlineLvl w:val="4"/>
     </w:pPr>
     <w:rPr>
+      <w:rFonts w:ascii="Arial" w:hAnsi="Arial" w:eastAsia="Arial" w:cs="Arial"/>
       <w:color w:val="2E74B5"/>
+      <w:sz w:val="22"/>
+      <w:szCs w:val="22"/>
+      <w:lang w:val="fr-FR" w:eastAsia="fr-FR" w:bidi="ar-SA"/>
     </w:rPr>
   </w:style>
-  <w:style w:type="paragraph" w:styleId="Titre6">
+  <w:style w:type="paragraph" w:styleId="7">
     <w:name w:val="heading 6"/>
-    <w:uiPriority w:val="9"/>
     <w:semiHidden/>
     <w:unhideWhenUsed/>
     <w:qFormat/>
+    <w:uiPriority w:val="9"/>
     <w:pPr>
       <w:outlineLvl w:val="5"/>
     </w:pPr>
     <w:rPr>
+      <w:rFonts w:ascii="Arial" w:hAnsi="Arial" w:eastAsia="Arial" w:cs="Arial"/>
       <w:color w:val="1F4D78"/>
+      <w:sz w:val="22"/>
+      <w:szCs w:val="22"/>
+      <w:lang w:val="fr-FR" w:eastAsia="fr-FR" w:bidi="ar-SA"/>
     </w:rPr>
   </w:style>
-  <w:style w:type="character" w:default="1" w:styleId="Policepardfaut">
+  <w:style w:type="character" w:default="1" w:styleId="8">
     <w:name w:val="Default Paragraph Font"/>
-    <w:uiPriority w:val="1"/>
     <w:semiHidden/>
     <w:unhideWhenUsed/>
+    <w:uiPriority w:val="1"/>
   </w:style>
-  <w:style w:type="table" w:default="1" w:styleId="TableauNormal">
+  <w:style w:type="table" w:default="1" w:styleId="15">
     <w:name w:val="Normal Table"/>
-    <w:uiPriority w:val="99"/>
     <w:semiHidden/>
     <w:unhideWhenUsed/>
+    <w:uiPriority w:val="99"/>
     <w:tblPr>
-      <w:tblInd w:w="0" w:type="dxa"/>
       <w:tblCellMar>
         <w:top w:w="0" w:type="dxa"/>
         <w:left w:w="108" w:type="dxa"/>
@@ -3097,99 +2848,111 @@
       </w:tblCellMar>
     </w:tblPr>
   </w:style>
-  <w:style w:type="numbering" w:default="1" w:styleId="Aucuneliste">
-    <w:name w:val="No List"/>
+  <w:style w:type="character" w:styleId="9">
+    <w:name w:val="Hyperlink"/>
+    <w:unhideWhenUsed/>
     <w:uiPriority w:val="99"/>
-    <w:semiHidden/>
-    <w:unhideWhenUsed/>
-  </w:style>
-  <w:style w:type="paragraph" w:styleId="Titre">
-    <w:name w:val="Title"/>
-    <w:uiPriority w:val="10"/>
-    <w:qFormat/>
-    <w:rPr>
-      <w:sz w:val="56"/>
-      <w:szCs w:val="56"/>
-    </w:rPr>
-  </w:style>
-  <w:style w:type="paragraph" w:customStyle="1" w:styleId="lev1">
-    <w:name w:val="Élevé1"/>
-    <w:qFormat/>
-    <w:rPr>
-      <w:b/>
-      <w:bCs/>
-    </w:rPr>
-  </w:style>
-  <w:style w:type="paragraph" w:styleId="Paragraphedeliste">
-    <w:name w:val="List Paragraph"/>
-    <w:qFormat/>
-  </w:style>
-  <w:style w:type="character" w:styleId="Lienhypertexte">
-    <w:name w:val="Hyperlink"/>
-    <w:uiPriority w:val="99"/>
-    <w:unhideWhenUsed/>
     <w:rPr>
       <w:color w:val="0563C1"/>
       <w:u w:val="single"/>
     </w:rPr>
   </w:style>
-  <w:style w:type="character" w:styleId="Appelnotedebasdep">
+  <w:style w:type="character" w:styleId="10">
     <w:name w:val="footnote reference"/>
-    <w:uiPriority w:val="99"/>
     <w:semiHidden/>
     <w:unhideWhenUsed/>
+    <w:uiPriority w:val="99"/>
     <w:rPr>
       <w:vertAlign w:val="superscript"/>
     </w:rPr>
   </w:style>
-  <w:style w:type="paragraph" w:styleId="Notedebasdepage">
-    <w:name w:val="footnote text"/>
-    <w:link w:val="NotedebasdepageCar"/>
-    <w:uiPriority w:val="99"/>
+  <w:style w:type="character" w:styleId="11">
+    <w:name w:val="endnote reference"/>
     <w:semiHidden/>
     <w:unhideWhenUsed/>
+    <w:uiPriority w:val="99"/>
+    <w:rPr>
+      <w:vertAlign w:val="superscript"/>
+    </w:rPr>
+  </w:style>
+  <w:style w:type="paragraph" w:styleId="12">
+    <w:name w:val="endnote text"/>
+    <w:link w:val="19"/>
+    <w:semiHidden/>
+    <w:unhideWhenUsed/>
+    <w:uiPriority w:val="99"/>
+    <w:rPr>
+      <w:rFonts w:ascii="Arial" w:hAnsi="Arial" w:eastAsia="Arial" w:cs="Arial"/>
+      <w:sz w:val="20"/>
+      <w:szCs w:val="20"/>
+      <w:lang w:val="fr-FR" w:eastAsia="fr-FR" w:bidi="ar-SA"/>
+    </w:rPr>
+  </w:style>
+  <w:style w:type="paragraph" w:styleId="13">
+    <w:name w:val="footnote text"/>
+    <w:link w:val="18"/>
+    <w:semiHidden/>
+    <w:unhideWhenUsed/>
+    <w:uiPriority w:val="99"/>
+    <w:rPr>
+      <w:rFonts w:ascii="Arial" w:hAnsi="Arial" w:eastAsia="Arial" w:cs="Arial"/>
+      <w:sz w:val="20"/>
+      <w:szCs w:val="20"/>
+      <w:lang w:val="fr-FR" w:eastAsia="fr-FR" w:bidi="ar-SA"/>
+    </w:rPr>
+  </w:style>
+  <w:style w:type="paragraph" w:styleId="14">
+    <w:name w:val="Title"/>
+    <w:qFormat/>
+    <w:uiPriority w:val="10"/>
+    <w:rPr>
+      <w:rFonts w:ascii="Arial" w:hAnsi="Arial" w:eastAsia="Arial" w:cs="Arial"/>
+      <w:sz w:val="56"/>
+      <w:szCs w:val="56"/>
+      <w:lang w:val="fr-FR" w:eastAsia="fr-FR" w:bidi="ar-SA"/>
+    </w:rPr>
+  </w:style>
+  <w:style w:type="paragraph" w:customStyle="1" w:styleId="16">
+    <w:name w:val="Élevé1"/>
+    <w:qFormat/>
+    <w:uiPriority w:val="0"/>
+    <w:rPr>
+      <w:rFonts w:ascii="Arial" w:hAnsi="Arial" w:eastAsia="Arial" w:cs="Arial"/>
+      <w:b/>
+      <w:bCs/>
+      <w:sz w:val="22"/>
+      <w:szCs w:val="22"/>
+      <w:lang w:val="fr-FR" w:eastAsia="fr-FR" w:bidi="ar-SA"/>
+    </w:rPr>
+  </w:style>
+  <w:style w:type="paragraph" w:styleId="17">
+    <w:name w:val="List Paragraph"/>
+    <w:qFormat/>
+    <w:uiPriority w:val="0"/>
+    <w:rPr>
+      <w:rFonts w:ascii="Arial" w:hAnsi="Arial" w:eastAsia="Arial" w:cs="Arial"/>
+      <w:sz w:val="22"/>
+      <w:szCs w:val="22"/>
+      <w:lang w:val="fr-FR" w:eastAsia="fr-FR" w:bidi="ar-SA"/>
+    </w:rPr>
+  </w:style>
+  <w:style w:type="character" w:customStyle="1" w:styleId="18">
+    <w:name w:val="Note de bas de page Car"/>
+    <w:link w:val="13"/>
+    <w:semiHidden/>
+    <w:unhideWhenUsed/>
+    <w:uiPriority w:val="99"/>
     <w:rPr>
       <w:sz w:val="20"/>
       <w:szCs w:val="20"/>
     </w:rPr>
   </w:style>
-  <w:style w:type="character" w:customStyle="1" w:styleId="NotedebasdepageCar">
-    <w:name w:val="Note de bas de page Car"/>
-    <w:link w:val="Notedebasdepage"/>
-    <w:uiPriority w:val="99"/>
+  <w:style w:type="character" w:customStyle="1" w:styleId="19">
+    <w:name w:val="Note de fin Car"/>
+    <w:link w:val="12"/>
     <w:semiHidden/>
     <w:unhideWhenUsed/>
-    <w:rPr>
-      <w:sz w:val="20"/>
-      <w:szCs w:val="20"/>
-    </w:rPr>
-  </w:style>
-  <w:style w:type="character" w:styleId="Appeldenotedefin">
-    <w:name w:val="endnote reference"/>
     <w:uiPriority w:val="99"/>
-    <w:semiHidden/>
-    <w:unhideWhenUsed/>
-    <w:rPr>
-      <w:vertAlign w:val="superscript"/>
-    </w:rPr>
-  </w:style>
-  <w:style w:type="paragraph" w:styleId="Notedefin">
-    <w:name w:val="endnote text"/>
-    <w:link w:val="NotedefinCar"/>
-    <w:uiPriority w:val="99"/>
-    <w:semiHidden/>
-    <w:unhideWhenUsed/>
-    <w:rPr>
-      <w:sz w:val="20"/>
-      <w:szCs w:val="20"/>
-    </w:rPr>
-  </w:style>
-  <w:style w:type="character" w:customStyle="1" w:styleId="NotedefinCar">
-    <w:name w:val="Note de fin Car"/>
-    <w:link w:val="Notedefin"/>
-    <w:uiPriority w:val="99"/>
-    <w:semiHidden/>
-    <w:unhideWhenUsed/>
     <w:rPr>
       <w:sz w:val="20"/>
       <w:szCs w:val="20"/>
@@ -3241,7 +3004,7 @@
     </a:clrScheme>
     <a:fontScheme name="Office">
       <a:majorFont>
-        <a:latin typeface="Aptos Display" panose="02110004020202020204"/>
+        <a:latin typeface="Aptos Display"/>
         <a:ea typeface=""/>
         <a:cs typeface=""/>
         <a:font script="Jpan" typeface="游ゴシック Light"/>
@@ -3274,26 +3037,9 @@
         <a:font script="Viet" typeface="Times New Roman"/>
         <a:font script="Uigh" typeface="Microsoft Uighur"/>
         <a:font script="Geor" typeface="Sylfaen"/>
-        <a:font script="Armn" typeface="Arial"/>
-        <a:font script="Bugi" typeface="Leelawadee UI"/>
-        <a:font script="Bopo" typeface="Microsoft JhengHei"/>
-        <a:font script="Java" typeface="Javanese Text"/>
-        <a:font script="Lisu" typeface="Segoe UI"/>
-        <a:font script="Mymr" typeface="Myanmar Text"/>
-        <a:font script="Nkoo" typeface="Ebrima"/>
-        <a:font script="Olck" typeface="Nirmala UI"/>
-        <a:font script="Osma" typeface="Ebrima"/>
-        <a:font script="Phag" typeface="Phagspa"/>
-        <a:font script="Syrn" typeface="Estrangelo Edessa"/>
-        <a:font script="Syrj" typeface="Estrangelo Edessa"/>
-        <a:font script="Syre" typeface="Estrangelo Edessa"/>
-        <a:font script="Sora" typeface="Nirmala UI"/>
-        <a:font script="Tale" typeface="Microsoft Tai Le"/>
-        <a:font script="Talu" typeface="Microsoft New Tai Lue"/>
-        <a:font script="Tfng" typeface="Ebrima"/>
       </a:majorFont>
       <a:minorFont>
-        <a:latin typeface="Aptos" panose="02110004020202020204"/>
+        <a:latin typeface="Aptos"/>
         <a:ea typeface=""/>
         <a:cs typeface=""/>
         <a:font script="Jpan" typeface="游明朝"/>
@@ -3326,23 +3072,6 @@
         <a:font script="Viet" typeface="Arial"/>
         <a:font script="Uigh" typeface="Microsoft Uighur"/>
         <a:font script="Geor" typeface="Sylfaen"/>
-        <a:font script="Armn" typeface="Arial"/>
-        <a:font script="Bugi" typeface="Leelawadee UI"/>
-        <a:font script="Bopo" typeface="Microsoft JhengHei"/>
-        <a:font script="Java" typeface="Javanese Text"/>
-        <a:font script="Lisu" typeface="Segoe UI"/>
-        <a:font script="Mymr" typeface="Myanmar Text"/>
-        <a:font script="Nkoo" typeface="Ebrima"/>
-        <a:font script="Olck" typeface="Nirmala UI"/>
-        <a:font script="Osma" typeface="Ebrima"/>
-        <a:font script="Phag" typeface="Phagspa"/>
-        <a:font script="Syrn" typeface="Estrangelo Edessa"/>
-        <a:font script="Syrj" typeface="Estrangelo Edessa"/>
-        <a:font script="Syre" typeface="Estrangelo Edessa"/>
-        <a:font script="Sora" typeface="Nirmala UI"/>
-        <a:font script="Tale" typeface="Microsoft Tai Le"/>
-        <a:font script="Talu" typeface="Microsoft New Tai Lue"/>
-        <a:font script="Tfng" typeface="Ebrima"/>
       </a:minorFont>
     </a:fontScheme>
     <a:fmtScheme name="Office">
@@ -3504,11 +3233,5 @@
       </a:style>
     </a:lnDef>
   </a:objectDefaults>
-  <a:extraClrSchemeLst/>
-  <a:extLst>
-    <a:ext uri="{05A4C25C-085E-4340-85A3-A5531E510DB2}">
-      <thm15:themeFamily xmlns:thm15="http://schemas.microsoft.com/office/thememl/2012/main" name="Office Theme" id="{2E142A2C-CD16-42D6-873A-C26D2A0506FA}" vid="{1BDDFF52-6CD6-40A5-AB3C-68EB2F1E4D0A}"/>
-    </a:ext>
-  </a:extLst>
 </a:theme>
 </file>